--- a/523c0012_LAB6_MVC.docx
+++ b/523c0012_LAB6_MVC.docx
@@ -99,15 +99,14 @@
       </w:pPr>
       <w:r>
         <w:rPr>
+          <w:rFonts w:ascii="Times New Roman" w:eastAsia="Times New Roman" w:hAnsi="Times New Roman" w:cs="Times New Roman"/>
           <w:noProof/>
-        </w:rPr>
-      </w:r>
-      <w:r>
+          <w:color w:val="000000"/>
+          <w:sz w:val="28"/>
+          <w:szCs w:val="28"/>
+        </w:rPr>
         <w:pict>
-          <v:rect id="Horizontal Line 5" o:spid="_x0000_s2053" style="width:468pt;height:.1pt;visibility:visible;mso-wrap-style:square;mso-left-percent:-10001;mso-top-percent:-10001;mso-position-horizontal:absolute;mso-position-horizontal-relative:char;mso-position-vertical:absolute;mso-position-vertical-relative:line;mso-left-percent:-10001;mso-top-percent:-10001;v-text-anchor:top" o:gfxdata="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" filled="f">
-            <o:lock v:ext="edit" rotation="t" aspectratio="t" verticies="t" text="t" shapetype="t"/>
-            <w10:anchorlock/>
-          </v:rect>
+          <v:rect id="_x0000_i1029" alt="" style="width:468pt;height:.05pt;mso-width-percent:0;mso-height-percent:0;mso-width-percent:0;mso-height-percent:0" o:hralign="center" o:hrstd="t" o:hr="t" fillcolor="#a0a0a0" stroked="f"/>
         </w:pict>
       </w:r>
     </w:p>
@@ -262,7 +261,11 @@
           <w:szCs w:val="28"/>
         </w:rPr>
       </w:pPr>
-      <w:r>
+    </w:p>
+    <w:p>
+      <w:pPr>
+        <w:spacing w:after="100" w:afterAutospacing="1" w:line="240" w:lineRule="auto"/>
+        <w:outlineLvl w:val="2"/>
         <w:rPr>
           <w:rFonts w:ascii="Times New Roman" w:eastAsia="Times New Roman" w:hAnsi="Times New Roman" w:cs="Times New Roman"/>
           <w:b/>
@@ -271,24 +274,12 @@
           <w:sz w:val="28"/>
           <w:szCs w:val="28"/>
         </w:rPr>
-        <w:t>Exercise 2: School Management Web App</w:t>
-      </w:r>
-    </w:p>
-    <w:p>
-      <w:pPr>
-        <w:numPr>
-          <w:ilvl w:val="0"/>
-          <w:numId w:val="10"/>
-        </w:numPr>
+      </w:pPr>
+    </w:p>
+    <w:p>
+      <w:pPr>
         <w:spacing w:after="100" w:afterAutospacing="1" w:line="240" w:lineRule="auto"/>
-        <w:rPr>
-          <w:rFonts w:ascii="Times New Roman" w:eastAsia="Times New Roman" w:hAnsi="Times New Roman" w:cs="Times New Roman"/>
-          <w:color w:val="000000"/>
-          <w:sz w:val="28"/>
-          <w:szCs w:val="28"/>
-        </w:rPr>
-      </w:pPr>
-      <w:r>
+        <w:outlineLvl w:val="2"/>
         <w:rPr>
           <w:rFonts w:ascii="Times New Roman" w:eastAsia="Times New Roman" w:hAnsi="Times New Roman" w:cs="Times New Roman"/>
           <w:b/>
@@ -297,6 +288,126 @@
           <w:sz w:val="28"/>
           <w:szCs w:val="28"/>
         </w:rPr>
+      </w:pPr>
+    </w:p>
+    <w:p>
+      <w:pPr>
+        <w:spacing w:after="100" w:afterAutospacing="1" w:line="240" w:lineRule="auto"/>
+        <w:outlineLvl w:val="2"/>
+        <w:rPr>
+          <w:rFonts w:ascii="Times New Roman" w:eastAsia="Times New Roman" w:hAnsi="Times New Roman" w:cs="Times New Roman"/>
+          <w:b/>
+          <w:bCs/>
+          <w:color w:val="000000"/>
+          <w:sz w:val="28"/>
+          <w:szCs w:val="28"/>
+        </w:rPr>
+      </w:pPr>
+    </w:p>
+    <w:p>
+      <w:pPr>
+        <w:spacing w:after="100" w:afterAutospacing="1" w:line="240" w:lineRule="auto"/>
+        <w:outlineLvl w:val="2"/>
+        <w:rPr>
+          <w:rFonts w:ascii="Times New Roman" w:eastAsia="Times New Roman" w:hAnsi="Times New Roman" w:cs="Times New Roman"/>
+          <w:b/>
+          <w:bCs/>
+          <w:color w:val="000000"/>
+          <w:sz w:val="28"/>
+          <w:szCs w:val="28"/>
+        </w:rPr>
+      </w:pPr>
+    </w:p>
+    <w:p>
+      <w:pPr>
+        <w:spacing w:after="100" w:afterAutospacing="1" w:line="240" w:lineRule="auto"/>
+        <w:outlineLvl w:val="2"/>
+        <w:rPr>
+          <w:rFonts w:ascii="Times New Roman" w:eastAsia="Times New Roman" w:hAnsi="Times New Roman" w:cs="Times New Roman"/>
+          <w:b/>
+          <w:bCs/>
+          <w:color w:val="000000"/>
+          <w:sz w:val="28"/>
+          <w:szCs w:val="28"/>
+        </w:rPr>
+      </w:pPr>
+    </w:p>
+    <w:p>
+      <w:pPr>
+        <w:spacing w:after="100" w:afterAutospacing="1" w:line="240" w:lineRule="auto"/>
+        <w:outlineLvl w:val="2"/>
+        <w:rPr>
+          <w:rFonts w:ascii="Times New Roman" w:eastAsia="Times New Roman" w:hAnsi="Times New Roman" w:cs="Times New Roman"/>
+          <w:b/>
+          <w:bCs/>
+          <w:color w:val="000000"/>
+          <w:sz w:val="28"/>
+          <w:szCs w:val="28"/>
+        </w:rPr>
+      </w:pPr>
+    </w:p>
+    <w:p>
+      <w:pPr>
+        <w:spacing w:after="100" w:afterAutospacing="1" w:line="240" w:lineRule="auto"/>
+        <w:outlineLvl w:val="2"/>
+        <w:rPr>
+          <w:rFonts w:ascii="Times New Roman" w:eastAsia="Times New Roman" w:hAnsi="Times New Roman" w:cs="Times New Roman"/>
+          <w:b/>
+          <w:bCs/>
+          <w:color w:val="000000"/>
+          <w:sz w:val="28"/>
+          <w:szCs w:val="28"/>
+        </w:rPr>
+      </w:pPr>
+    </w:p>
+    <w:p>
+      <w:pPr>
+        <w:spacing w:after="100" w:afterAutospacing="1" w:line="240" w:lineRule="auto"/>
+        <w:outlineLvl w:val="2"/>
+        <w:rPr>
+          <w:rFonts w:ascii="Times New Roman" w:eastAsia="Times New Roman" w:hAnsi="Times New Roman" w:cs="Times New Roman"/>
+          <w:b/>
+          <w:bCs/>
+          <w:color w:val="000000"/>
+          <w:sz w:val="28"/>
+          <w:szCs w:val="28"/>
+        </w:rPr>
+      </w:pPr>
+      <w:r>
+        <w:rPr>
+          <w:rFonts w:ascii="Times New Roman" w:eastAsia="Times New Roman" w:hAnsi="Times New Roman" w:cs="Times New Roman"/>
+          <w:b/>
+          <w:bCs/>
+          <w:color w:val="000000"/>
+          <w:sz w:val="28"/>
+          <w:szCs w:val="28"/>
+        </w:rPr>
+        <w:lastRenderedPageBreak/>
+        <w:t>Exercise 2: School Management Web App</w:t>
+      </w:r>
+    </w:p>
+    <w:p>
+      <w:pPr>
+        <w:spacing w:after="100" w:afterAutospacing="1" w:line="240" w:lineRule="auto"/>
+        <w:outlineLvl w:val="2"/>
+        <w:rPr>
+          <w:rFonts w:ascii="Times New Roman" w:eastAsia="Times New Roman" w:hAnsi="Times New Roman" w:cs="Times New Roman"/>
+          <w:b/>
+          <w:bCs/>
+          <w:color w:val="000000"/>
+          <w:sz w:val="28"/>
+          <w:szCs w:val="28"/>
+        </w:rPr>
+      </w:pPr>
+      <w:r>
+        <w:rPr>
+          <w:rFonts w:ascii="Times New Roman" w:eastAsia="Times New Roman" w:hAnsi="Times New Roman" w:cs="Times New Roman"/>
+          <w:b/>
+          <w:bCs/>
+          <w:color w:val="000000"/>
+          <w:sz w:val="28"/>
+          <w:szCs w:val="28"/>
+        </w:rPr>
         <w:t>Description:</w:t>
       </w:r>
       <w:r>
@@ -308,6 +419,236 @@
         </w:rPr>
         <w:t> Developed a functional student management system.</w:t>
       </w:r>
+    </w:p>
+    <w:p>
+      <w:pPr>
+        <w:spacing w:after="100" w:afterAutospacing="1" w:line="240" w:lineRule="auto"/>
+        <w:ind w:left="720"/>
+        <w:rPr>
+          <w:rFonts w:ascii="Times New Roman" w:eastAsia="Times New Roman" w:hAnsi="Times New Roman" w:cs="Times New Roman"/>
+          <w:color w:val="000000"/>
+          <w:sz w:val="28"/>
+          <w:szCs w:val="28"/>
+        </w:rPr>
+      </w:pPr>
+      <w:r>
+        <w:rPr>
+          <w:rFonts w:ascii="Times New Roman" w:eastAsia="Times New Roman" w:hAnsi="Times New Roman" w:cs="Times New Roman"/>
+          <w:b/>
+          <w:bCs/>
+          <w:color w:val="000000"/>
+          <w:sz w:val="28"/>
+          <w:szCs w:val="28"/>
+        </w:rPr>
+        <w:t>Step 1:</w:t>
+      </w:r>
+      <w:r>
+        <w:rPr>
+          <w:rFonts w:ascii="Times New Roman" w:eastAsia="Times New Roman" w:hAnsi="Times New Roman" w:cs="Times New Roman"/>
+          <w:color w:val="000000"/>
+          <w:sz w:val="28"/>
+          <w:szCs w:val="28"/>
+        </w:rPr>
+        <w:t> Created StudentsDB and tblStudents in a SQL Server Docker container.</w:t>
+      </w:r>
+    </w:p>
+    <w:p>
+      <w:pPr>
+        <w:spacing w:after="100" w:afterAutospacing="1" w:line="240" w:lineRule="auto"/>
+        <w:ind w:left="720"/>
+        <w:rPr>
+          <w:rFonts w:ascii="Times New Roman" w:eastAsia="Times New Roman" w:hAnsi="Times New Roman" w:cs="Times New Roman"/>
+          <w:color w:val="000000"/>
+          <w:sz w:val="28"/>
+          <w:szCs w:val="28"/>
+        </w:rPr>
+      </w:pPr>
+      <w:r>
+        <w:rPr>
+          <w:rFonts w:ascii="Times New Roman" w:eastAsia="Times New Roman" w:hAnsi="Times New Roman" w:cs="Times New Roman"/>
+          <w:noProof/>
+          <w:color w:val="000000"/>
+          <w:sz w:val="28"/>
+          <w:szCs w:val="28"/>
+        </w:rPr>
+        <w:drawing>
+          <wp:inline distT="0" distB="0" distL="0" distR="0">
+            <wp:extent cx="5480137" cy="3159861"/>
+            <wp:effectExtent l="0" t="0" r="0" b="2540"/>
+            <wp:docPr id="985788173" name="Picture 4"/>
+            <wp:cNvGraphicFramePr>
+              <a:graphicFrameLocks xmlns:a="http://schemas.openxmlformats.org/drawingml/2006/main" noChangeAspect="1"/>
+            </wp:cNvGraphicFramePr>
+            <a:graphic xmlns:a="http://schemas.openxmlformats.org/drawingml/2006/main">
+              <a:graphicData uri="http://schemas.openxmlformats.org/drawingml/2006/picture">
+                <pic:pic xmlns:pic="http://schemas.openxmlformats.org/drawingml/2006/picture">
+                  <pic:nvPicPr>
+                    <pic:cNvPr id="985788173" name="Picture 985788173"/>
+                    <pic:cNvPicPr/>
+                  </pic:nvPicPr>
+                  <pic:blipFill>
+                    <a:blip r:embed="rId7" cstate="print">
+                      <a:extLst>
+                        <a:ext uri="{28A0092B-C50C-407E-A947-70E740481C1C}">
+                          <a14:useLocalDpi xmlns:a14="http://schemas.microsoft.com/office/drawing/2010/main" val="0"/>
+                        </a:ext>
+                      </a:extLst>
+                    </a:blip>
+                    <a:stretch>
+                      <a:fillRect/>
+                    </a:stretch>
+                  </pic:blipFill>
+                  <pic:spPr>
+                    <a:xfrm>
+                      <a:off x="0" y="0"/>
+                      <a:ext cx="5500894" cy="3171829"/>
+                    </a:xfrm>
+                    <a:prstGeom prst="rect">
+                      <a:avLst/>
+                    </a:prstGeom>
+                  </pic:spPr>
+                </pic:pic>
+              </a:graphicData>
+            </a:graphic>
+          </wp:inline>
+        </w:drawing>
+      </w:r>
+    </w:p>
+    <w:p>
+      <w:pPr>
+        <w:spacing w:after="100" w:afterAutospacing="1" w:line="240" w:lineRule="auto"/>
+        <w:ind w:left="720"/>
+        <w:rPr>
+          <w:rFonts w:ascii="Times New Roman" w:eastAsia="Times New Roman" w:hAnsi="Times New Roman" w:cs="Times New Roman"/>
+          <w:color w:val="000000"/>
+          <w:sz w:val="28"/>
+          <w:szCs w:val="28"/>
+        </w:rPr>
+      </w:pPr>
+      <w:r>
+        <w:rPr>
+          <w:rFonts w:ascii="Times New Roman" w:eastAsia="Times New Roman" w:hAnsi="Times New Roman" w:cs="Times New Roman"/>
+          <w:b/>
+          <w:bCs/>
+          <w:color w:val="000000"/>
+          <w:sz w:val="28"/>
+          <w:szCs w:val="28"/>
+        </w:rPr>
+        <w:t>Step 2:</w:t>
+      </w:r>
+      <w:r>
+        <w:rPr>
+          <w:rFonts w:ascii="Times New Roman" w:eastAsia="Times New Roman" w:hAnsi="Times New Roman" w:cs="Times New Roman"/>
+          <w:color w:val="000000"/>
+          <w:sz w:val="28"/>
+          <w:szCs w:val="28"/>
+        </w:rPr>
+        <w:t> Scaffolded the database into the project to</w:t>
+      </w:r>
+      <w:r>
+        <w:rPr>
+          <w:rFonts w:ascii="Times New Roman" w:eastAsia="Times New Roman" w:hAnsi="Times New Roman" w:cs="Times New Roman"/>
+          <w:color w:val="000000"/>
+          <w:sz w:val="28"/>
+          <w:szCs w:val="28"/>
+        </w:rPr>
+        <w:t xml:space="preserve"> </w:t>
+      </w:r>
+      <w:r>
+        <w:rPr>
+          <w:rFonts w:ascii="Times New Roman" w:eastAsia="Times New Roman" w:hAnsi="Times New Roman" w:cs="Times New Roman"/>
+          <w:color w:val="000000"/>
+          <w:sz w:val="28"/>
+          <w:szCs w:val="28"/>
+        </w:rPr>
+        <w:t>create StudentsDbContext and tblStudents models.</w:t>
+      </w:r>
+    </w:p>
+    <w:p>
+      <w:pPr>
+        <w:spacing w:after="100" w:afterAutospacing="1" w:line="240" w:lineRule="auto"/>
+        <w:ind w:left="720"/>
+        <w:rPr>
+          <w:rFonts w:ascii="Times New Roman" w:eastAsia="Times New Roman" w:hAnsi="Times New Roman" w:cs="Times New Roman"/>
+          <w:color w:val="000000"/>
+          <w:sz w:val="28"/>
+          <w:szCs w:val="28"/>
+        </w:rPr>
+      </w:pPr>
+      <w:r>
+        <w:rPr>
+          <w:rFonts w:ascii="Times New Roman" w:eastAsia="Times New Roman" w:hAnsi="Times New Roman" w:cs="Times New Roman"/>
+          <w:noProof/>
+          <w:color w:val="000000"/>
+          <w:sz w:val="28"/>
+          <w:szCs w:val="28"/>
+        </w:rPr>
+        <w:drawing>
+          <wp:inline distT="0" distB="0" distL="0" distR="0">
+            <wp:extent cx="5943600" cy="1477010"/>
+            <wp:effectExtent l="0" t="0" r="0" b="0"/>
+            <wp:docPr id="2130974476" name="Picture 5"/>
+            <wp:cNvGraphicFramePr>
+              <a:graphicFrameLocks xmlns:a="http://schemas.openxmlformats.org/drawingml/2006/main" noChangeAspect="1"/>
+            </wp:cNvGraphicFramePr>
+            <a:graphic xmlns:a="http://schemas.openxmlformats.org/drawingml/2006/main">
+              <a:graphicData uri="http://schemas.openxmlformats.org/drawingml/2006/picture">
+                <pic:pic xmlns:pic="http://schemas.openxmlformats.org/drawingml/2006/picture">
+                  <pic:nvPicPr>
+                    <pic:cNvPr id="2130974476" name="Picture 2130974476"/>
+                    <pic:cNvPicPr/>
+                  </pic:nvPicPr>
+                  <pic:blipFill>
+                    <a:blip r:embed="rId8" cstate="print">
+                      <a:extLst>
+                        <a:ext uri="{28A0092B-C50C-407E-A947-70E740481C1C}">
+                          <a14:useLocalDpi xmlns:a14="http://schemas.microsoft.com/office/drawing/2010/main" val="0"/>
+                        </a:ext>
+                      </a:extLst>
+                    </a:blip>
+                    <a:stretch>
+                      <a:fillRect/>
+                    </a:stretch>
+                  </pic:blipFill>
+                  <pic:spPr>
+                    <a:xfrm>
+                      <a:off x="0" y="0"/>
+                      <a:ext cx="5943600" cy="1477010"/>
+                    </a:xfrm>
+                    <a:prstGeom prst="rect">
+                      <a:avLst/>
+                    </a:prstGeom>
+                  </pic:spPr>
+                </pic:pic>
+              </a:graphicData>
+            </a:graphic>
+          </wp:inline>
+        </w:drawing>
+      </w:r>
+    </w:p>
+    <w:p>
+      <w:pPr>
+        <w:spacing w:after="100" w:afterAutospacing="1" w:line="240" w:lineRule="auto"/>
+        <w:ind w:left="720"/>
+        <w:rPr>
+          <w:rFonts w:ascii="Times New Roman" w:eastAsia="Times New Roman" w:hAnsi="Times New Roman" w:cs="Times New Roman"/>
+          <w:color w:val="000000"/>
+          <w:sz w:val="28"/>
+          <w:szCs w:val="28"/>
+        </w:rPr>
+      </w:pPr>
+    </w:p>
+    <w:p>
+      <w:pPr>
+        <w:spacing w:after="100" w:afterAutospacing="1" w:line="240" w:lineRule="auto"/>
+        <w:ind w:left="720"/>
+        <w:rPr>
+          <w:rFonts w:ascii="Times New Roman" w:eastAsia="Times New Roman" w:hAnsi="Times New Roman" w:cs="Times New Roman"/>
+          <w:color w:val="000000"/>
+          <w:sz w:val="28"/>
+          <w:szCs w:val="28"/>
+        </w:rPr>
+      </w:pPr>
     </w:p>
     <w:p>
       <w:pPr>
@@ -332,16 +673,16 @@
           <w:sz w:val="28"/>
           <w:szCs w:val="28"/>
         </w:rPr>
-        <w:t>Step 1:</w:t>
-      </w:r>
-      <w:r>
-        <w:rPr>
-          <w:rFonts w:ascii="Times New Roman" w:eastAsia="Times New Roman" w:hAnsi="Times New Roman" w:cs="Times New Roman"/>
-          <w:color w:val="000000"/>
-          <w:sz w:val="28"/>
-          <w:szCs w:val="28"/>
-        </w:rPr>
-        <w:t> Created StudentsDB and tblStudents in a SQL Server Docker container.</w:t>
+        <w:t>Step 3:</w:t>
+      </w:r>
+      <w:r>
+        <w:rPr>
+          <w:rFonts w:ascii="Times New Roman" w:eastAsia="Times New Roman" w:hAnsi="Times New Roman" w:cs="Times New Roman"/>
+          <w:color w:val="000000"/>
+          <w:sz w:val="28"/>
+          <w:szCs w:val="28"/>
+        </w:rPr>
+        <w:t> Generated the StudentsController and CRUD views (Index, Create, Edit, Delete).</w:t>
       </w:r>
     </w:p>
     <w:p>
@@ -367,87 +708,29 @@
           <w:sz w:val="28"/>
           <w:szCs w:val="28"/>
         </w:rPr>
-        <w:t>Step 2:</w:t>
-      </w:r>
-      <w:r>
-        <w:rPr>
-          <w:rFonts w:ascii="Times New Roman" w:eastAsia="Times New Roman" w:hAnsi="Times New Roman" w:cs="Times New Roman"/>
-          <w:color w:val="000000"/>
-          <w:sz w:val="28"/>
-          <w:szCs w:val="28"/>
-        </w:rPr>
-        <w:t> Scaffolded the database into the project to create StudentsDbContext and tblStudents models.</w:t>
-      </w:r>
-    </w:p>
-    <w:p>
-      <w:pPr>
-        <w:numPr>
-          <w:ilvl w:val="1"/>
-          <w:numId w:val="10"/>
-        </w:numPr>
+        <w:t>Step 4:</w:t>
+      </w:r>
+      <w:r>
+        <w:rPr>
+          <w:rFonts w:ascii="Times New Roman" w:eastAsia="Times New Roman" w:hAnsi="Times New Roman" w:cs="Times New Roman"/>
+          <w:color w:val="000000"/>
+          <w:sz w:val="28"/>
+          <w:szCs w:val="28"/>
+        </w:rPr>
+        <w:t> Customized the UI using Bootstrap for a professional look.</w:t>
+      </w:r>
+    </w:p>
+    <w:p>
+      <w:pPr>
         <w:spacing w:after="100" w:afterAutospacing="1" w:line="240" w:lineRule="auto"/>
-        <w:rPr>
-          <w:rFonts w:ascii="Times New Roman" w:eastAsia="Times New Roman" w:hAnsi="Times New Roman" w:cs="Times New Roman"/>
-          <w:color w:val="000000"/>
-          <w:sz w:val="28"/>
-          <w:szCs w:val="28"/>
-        </w:rPr>
-      </w:pPr>
-      <w:r>
-        <w:rPr>
-          <w:rFonts w:ascii="Times New Roman" w:eastAsia="Times New Roman" w:hAnsi="Times New Roman" w:cs="Times New Roman"/>
-          <w:b/>
-          <w:bCs/>
-          <w:color w:val="000000"/>
-          <w:sz w:val="28"/>
-          <w:szCs w:val="28"/>
-        </w:rPr>
-        <w:t>Step 3:</w:t>
-      </w:r>
-      <w:r>
-        <w:rPr>
-          <w:rFonts w:ascii="Times New Roman" w:eastAsia="Times New Roman" w:hAnsi="Times New Roman" w:cs="Times New Roman"/>
-          <w:color w:val="000000"/>
-          <w:sz w:val="28"/>
-          <w:szCs w:val="28"/>
-        </w:rPr>
-        <w:t> Generated the StudentsController and CRUD views (Index, Create, Edit, Delete).</w:t>
-      </w:r>
-    </w:p>
-    <w:p>
-      <w:pPr>
-        <w:numPr>
-          <w:ilvl w:val="1"/>
-          <w:numId w:val="10"/>
-        </w:numPr>
-        <w:spacing w:after="100" w:afterAutospacing="1" w:line="240" w:lineRule="auto"/>
-        <w:rPr>
-          <w:rFonts w:ascii="Times New Roman" w:eastAsia="Times New Roman" w:hAnsi="Times New Roman" w:cs="Times New Roman"/>
-          <w:color w:val="000000"/>
-          <w:sz w:val="28"/>
-          <w:szCs w:val="28"/>
-        </w:rPr>
-      </w:pPr>
-      <w:r>
-        <w:rPr>
-          <w:rFonts w:ascii="Times New Roman" w:eastAsia="Times New Roman" w:hAnsi="Times New Roman" w:cs="Times New Roman"/>
-          <w:b/>
-          <w:bCs/>
-          <w:color w:val="000000"/>
-          <w:sz w:val="28"/>
-          <w:szCs w:val="28"/>
-        </w:rPr>
-        <w:t>Step 4:</w:t>
-      </w:r>
-      <w:r>
-        <w:rPr>
-          <w:rFonts w:ascii="Times New Roman" w:eastAsia="Times New Roman" w:hAnsi="Times New Roman" w:cs="Times New Roman"/>
-          <w:color w:val="000000"/>
-          <w:sz w:val="28"/>
-          <w:szCs w:val="28"/>
-        </w:rPr>
-        <w:t> Customized the UI using Bootstrap for a professional look.</w:t>
-      </w:r>
+        <w:ind w:left="720"/>
+        <w:rPr>
+          <w:rFonts w:ascii="Times New Roman" w:eastAsia="Times New Roman" w:hAnsi="Times New Roman" w:cs="Times New Roman"/>
+          <w:color w:val="000000"/>
+          <w:sz w:val="28"/>
+          <w:szCs w:val="28"/>
+        </w:rPr>
+      </w:pPr>
     </w:p>
     <w:p>
       <w:pPr>
@@ -530,7 +813,6 @@
           <w:sz w:val="28"/>
           <w:szCs w:val="28"/>
         </w:rPr>
-        <w:lastRenderedPageBreak/>
         <w:t>3. Implementation Steps &amp; Screenshots</w:t>
       </w:r>
     </w:p>
@@ -943,6 +1225,7 @@
           <w:sz w:val="28"/>
           <w:szCs w:val="28"/>
         </w:rPr>
+        <w:lastRenderedPageBreak/>
         <w:t>Screenshot 5: The Home/Index page with the "View Student List" button.</w:t>
       </w:r>
     </w:p>
@@ -1043,7 +1326,6 @@
           <w:sz w:val="28"/>
           <w:szCs w:val="28"/>
         </w:rPr>
-        <w:lastRenderedPageBreak/>
         <w:t>Overall Learning Experience</w:t>
       </w:r>
     </w:p>
@@ -1199,22 +1481,1049 @@
     </w:p>
     <w:p>
       <w:pPr>
-        <w:spacing w:after="0" w:line="240" w:lineRule="auto"/>
-        <w:rPr>
-          <w:rFonts w:ascii="Times New Roman" w:eastAsia="Times New Roman" w:hAnsi="Times New Roman" w:cs="Times New Roman"/>
-          <w:color w:val="000000"/>
-          <w:sz w:val="28"/>
-          <w:szCs w:val="28"/>
-        </w:rPr>
-      </w:pPr>
-      <w:r>
-        <w:rPr>
+        <w:pStyle w:val="NormalWeb"/>
+        <w:spacing w:before="0" w:beforeAutospacing="0"/>
+        <w:rPr>
+          <w:color w:val="000000"/>
+          <w:sz w:val="28"/>
+          <w:szCs w:val="28"/>
+        </w:rPr>
+      </w:pPr>
+      <w:r>
+        <w:rPr>
+          <w:color w:val="000000"/>
+          <w:sz w:val="28"/>
+          <w:szCs w:val="28"/>
+        </w:rPr>
+        <w:t>Since you want to keep your</w:t>
+      </w:r>
+      <w:r>
+        <w:rPr>
+          <w:rStyle w:val="apple-converted-space"/>
+          <w:color w:val="000000"/>
+          <w:sz w:val="28"/>
+          <w:szCs w:val="28"/>
+        </w:rPr>
+        <w:t> </w:t>
+      </w:r>
+      <w:r>
+        <w:rPr>
+          <w:b/>
+          <w:bCs/>
+          <w:color w:val="000000"/>
+          <w:sz w:val="28"/>
+          <w:szCs w:val="28"/>
+        </w:rPr>
+        <w:t>SoftwareEngineering2026</w:t>
+      </w:r>
+      <w:r>
+        <w:rPr>
+          <w:rStyle w:val="apple-converted-space"/>
+          <w:color w:val="000000"/>
+          <w:sz w:val="28"/>
+          <w:szCs w:val="28"/>
+        </w:rPr>
+        <w:t> </w:t>
+      </w:r>
+      <w:r>
+        <w:rPr>
+          <w:color w:val="000000"/>
+          <w:sz w:val="28"/>
+          <w:szCs w:val="28"/>
+        </w:rPr>
+        <w:t>repository clean and organized—and specifically want this project inside your</w:t>
+      </w:r>
+      <w:r>
+        <w:rPr>
+          <w:rStyle w:val="apple-converted-space"/>
+          <w:color w:val="000000"/>
+          <w:sz w:val="28"/>
+          <w:szCs w:val="28"/>
+        </w:rPr>
+        <w:t> </w:t>
+      </w:r>
+      <w:r>
+        <w:rPr>
+          <w:rStyle w:val="HTMLCode"/>
+          <w:rFonts w:ascii="Times New Roman" w:hAnsi="Times New Roman" w:cs="Times New Roman"/>
+          <w:color w:val="000000"/>
+          <w:sz w:val="28"/>
+          <w:szCs w:val="28"/>
+        </w:rPr>
+        <w:t>Lab6/homeworks</w:t>
+      </w:r>
+      <w:r>
+        <w:rPr>
+          <w:rStyle w:val="apple-converted-space"/>
+          <w:color w:val="000000"/>
+          <w:sz w:val="28"/>
+          <w:szCs w:val="28"/>
+        </w:rPr>
+        <w:t> </w:t>
+      </w:r>
+      <w:r>
+        <w:rPr>
+          <w:color w:val="000000"/>
+          <w:sz w:val="28"/>
+          <w:szCs w:val="28"/>
+        </w:rPr>
+        <w:t>directory—you should write your report to reflect a</w:t>
+      </w:r>
+      <w:r>
+        <w:rPr>
+          <w:rStyle w:val="apple-converted-space"/>
+          <w:color w:val="000000"/>
+          <w:sz w:val="28"/>
+          <w:szCs w:val="28"/>
+        </w:rPr>
+        <w:t> </w:t>
+      </w:r>
+      <w:r>
+        <w:rPr>
+          <w:b/>
+          <w:bCs/>
+          <w:color w:val="000000"/>
+          <w:sz w:val="28"/>
+          <w:szCs w:val="28"/>
+        </w:rPr>
+        <w:t>"Nested Repository"</w:t>
+      </w:r>
+      <w:r>
+        <w:rPr>
+          <w:color w:val="000000"/>
+          <w:sz w:val="28"/>
+          <w:szCs w:val="28"/>
+        </w:rPr>
+        <w:t>structure.</w:t>
+      </w:r>
+    </w:p>
+    <w:p>
+      <w:pPr>
+        <w:rPr>
+          <w:rFonts w:ascii="Times New Roman" w:hAnsi="Times New Roman" w:cs="Times New Roman"/>
+          <w:color w:val="000000"/>
+          <w:sz w:val="28"/>
+          <w:szCs w:val="28"/>
+          <w:lang w:val="vi-VN"/>
+        </w:rPr>
+      </w:pPr>
+    </w:p>
+    <w:p>
+      <w:pPr>
+        <w:rPr>
+          <w:rFonts w:ascii="Times New Roman" w:hAnsi="Times New Roman" w:cs="Times New Roman"/>
+          <w:color w:val="000000"/>
+          <w:sz w:val="28"/>
+          <w:szCs w:val="28"/>
+          <w:lang w:val="vi-VN"/>
+        </w:rPr>
+      </w:pPr>
+    </w:p>
+    <w:p>
+      <w:pPr>
+        <w:rPr>
+          <w:rFonts w:ascii="Times New Roman" w:hAnsi="Times New Roman" w:cs="Times New Roman"/>
+          <w:color w:val="000000"/>
+          <w:sz w:val="28"/>
+          <w:szCs w:val="28"/>
+          <w:lang w:val="vi-VN"/>
+        </w:rPr>
+      </w:pPr>
+    </w:p>
+    <w:p>
+      <w:pPr>
+        <w:rPr>
+          <w:rFonts w:ascii="Times New Roman" w:hAnsi="Times New Roman" w:cs="Times New Roman"/>
+          <w:color w:val="000000"/>
+          <w:sz w:val="28"/>
+          <w:szCs w:val="28"/>
+          <w:lang w:val="vi-VN"/>
+        </w:rPr>
+      </w:pPr>
+    </w:p>
+    <w:p>
+      <w:pPr>
+        <w:rPr>
+          <w:rFonts w:ascii="Times New Roman" w:hAnsi="Times New Roman" w:cs="Times New Roman"/>
+          <w:color w:val="000000"/>
+          <w:sz w:val="28"/>
+          <w:szCs w:val="28"/>
+          <w:lang w:val="vi-VN"/>
+        </w:rPr>
+      </w:pPr>
+      <w:r>
+        <w:rPr>
+          <w:rFonts w:ascii="Times New Roman" w:hAnsi="Times New Roman" w:cs="Times New Roman"/>
+          <w:color w:val="000000"/>
+          <w:sz w:val="28"/>
+          <w:szCs w:val="28"/>
+          <w:lang w:val="vi-VN"/>
+        </w:rPr>
+        <w:t>Next up is homeworks</w:t>
+      </w:r>
+    </w:p>
+    <w:p>
+      <w:pPr>
+        <w:rPr>
+          <w:rFonts w:ascii="Times New Roman" w:hAnsi="Times New Roman" w:cs="Times New Roman"/>
+          <w:color w:val="000000"/>
+          <w:sz w:val="28"/>
+          <w:szCs w:val="28"/>
+          <w:lang w:val="vi-VN"/>
+        </w:rPr>
+      </w:pPr>
+    </w:p>
+    <w:p>
+      <w:pPr>
+        <w:rPr>
+          <w:rFonts w:ascii="Times New Roman" w:hAnsi="Times New Roman" w:cs="Times New Roman"/>
+          <w:color w:val="000000"/>
+          <w:sz w:val="28"/>
+          <w:szCs w:val="28"/>
+          <w:lang w:val="vi-VN"/>
+        </w:rPr>
+      </w:pPr>
+    </w:p>
+    <w:p>
+      <w:pPr>
+        <w:rPr>
+          <w:rFonts w:ascii="Times New Roman" w:hAnsi="Times New Roman" w:cs="Times New Roman"/>
+          <w:color w:val="000000"/>
+          <w:sz w:val="28"/>
+          <w:szCs w:val="28"/>
+          <w:lang w:val="vi-VN"/>
+        </w:rPr>
+      </w:pPr>
+    </w:p>
+    <w:p>
+      <w:pPr>
+        <w:rPr>
+          <w:rFonts w:ascii="Times New Roman" w:hAnsi="Times New Roman" w:cs="Times New Roman"/>
+          <w:color w:val="000000"/>
+          <w:sz w:val="28"/>
+          <w:szCs w:val="28"/>
+        </w:rPr>
+      </w:pPr>
+      <w:r>
+        <w:rPr>
+          <w:rFonts w:ascii="Times New Roman" w:hAnsi="Times New Roman" w:cs="Times New Roman"/>
           <w:noProof/>
-        </w:rPr>
-      </w:r>
-      <w:r>
+          <w:color w:val="000000"/>
+          <w:sz w:val="28"/>
+          <w:szCs w:val="28"/>
+        </w:rPr>
+        <w:lastRenderedPageBreak/>
         <w:pict>
-          <v:rect id="Horizontal Line 8" o:spid="_x0000_s2050" style="width:468pt;height:.1pt;visibility:visible;mso-wrap-style:square;mso-left-percent:-10001;mso-top-percent:-10001;mso-position-horizontal:absolute;mso-position-horizontal-relative:char;mso-position-vertical:absolute;mso-position-vertical-relative:line;mso-left-percent:-10001;mso-top-percent:-10001;v-text-anchor:top" o:gfxdata="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" filled="f">
+          <v:rect id="_x0000_i1026" alt="" style="width:468pt;height:.05pt;mso-width-percent:0;mso-height-percent:0;mso-width-percent:0;mso-height-percent:0" o:hralign="center" o:hrstd="t" o:hr="t" fillcolor="#a0a0a0" stroked="f"/>
+        </w:pict>
+      </w:r>
+    </w:p>
+    <w:p>
+      <w:pPr>
+        <w:pStyle w:val="NormalWeb"/>
+        <w:spacing w:before="0" w:beforeAutospacing="0"/>
+        <w:rPr>
+          <w:color w:val="000000"/>
+          <w:sz w:val="28"/>
+          <w:szCs w:val="28"/>
+        </w:rPr>
+      </w:pPr>
+      <w:r>
+        <w:rPr>
+          <w:color w:val="000000"/>
+          <w:sz w:val="28"/>
+          <w:szCs w:val="28"/>
+        </w:rPr>
+        <w:t>Exercise 2.1 - Setting Up GitHub Repository for ASP.NET MVC</w:t>
+      </w:r>
+    </w:p>
+    <w:p>
+      <w:pPr>
+        <w:pStyle w:val="Heading3"/>
+        <w:spacing w:before="0"/>
+        <w:rPr>
+          <w:rFonts w:ascii="Times New Roman" w:hAnsi="Times New Roman" w:cs="Times New Roman"/>
+          <w:color w:val="000000"/>
+          <w:sz w:val="28"/>
+          <w:szCs w:val="28"/>
+        </w:rPr>
+      </w:pPr>
+      <w:r>
+        <w:rPr>
+          <w:rFonts w:ascii="Times New Roman" w:hAnsi="Times New Roman" w:cs="Times New Roman"/>
+          <w:color w:val="000000"/>
+          <w:sz w:val="28"/>
+          <w:szCs w:val="28"/>
+        </w:rPr>
+        <w:t>1. Objective</w:t>
+      </w:r>
+    </w:p>
+    <w:p>
+      <w:pPr>
+        <w:pStyle w:val="NormalWeb"/>
+        <w:spacing w:before="0" w:beforeAutospacing="0"/>
+        <w:rPr>
+          <w:color w:val="000000"/>
+          <w:sz w:val="28"/>
+          <w:szCs w:val="28"/>
+        </w:rPr>
+      </w:pPr>
+      <w:r>
+        <w:rPr>
+          <w:color w:val="000000"/>
+          <w:sz w:val="28"/>
+          <w:szCs w:val="28"/>
+        </w:rPr>
+        <w:t>The primary objective of this exercise is to establish a version-controlled environment for an</w:t>
+      </w:r>
+      <w:r>
+        <w:rPr>
+          <w:rStyle w:val="apple-converted-space"/>
+          <w:color w:val="000000"/>
+          <w:sz w:val="28"/>
+          <w:szCs w:val="28"/>
+        </w:rPr>
+        <w:t> </w:t>
+      </w:r>
+      <w:r>
+        <w:rPr>
+          <w:b/>
+          <w:bCs/>
+          <w:color w:val="000000"/>
+          <w:sz w:val="28"/>
+          <w:szCs w:val="28"/>
+        </w:rPr>
+        <w:t>ASP.NET MVC (.NET Framework)</w:t>
+      </w:r>
+      <w:r>
+        <w:rPr>
+          <w:rStyle w:val="apple-converted-space"/>
+          <w:color w:val="000000"/>
+          <w:sz w:val="28"/>
+          <w:szCs w:val="28"/>
+        </w:rPr>
+        <w:t> </w:t>
+      </w:r>
+      <w:r>
+        <w:rPr>
+          <w:color w:val="000000"/>
+          <w:sz w:val="28"/>
+          <w:szCs w:val="28"/>
+        </w:rPr>
+        <w:t>application. This involves initializing a remote repository on GitHub and synchronizing it with a local development environment to ensure code integrity and accessibility.</w:t>
+      </w:r>
+    </w:p>
+    <w:p>
+      <w:pPr>
+        <w:pStyle w:val="Heading3"/>
+        <w:spacing w:before="0"/>
+        <w:rPr>
+          <w:rFonts w:ascii="Times New Roman" w:hAnsi="Times New Roman" w:cs="Times New Roman"/>
+          <w:color w:val="000000"/>
+          <w:sz w:val="28"/>
+          <w:szCs w:val="28"/>
+        </w:rPr>
+      </w:pPr>
+      <w:r>
+        <w:rPr>
+          <w:rFonts w:ascii="Times New Roman" w:hAnsi="Times New Roman" w:cs="Times New Roman"/>
+          <w:color w:val="000000"/>
+          <w:sz w:val="28"/>
+          <w:szCs w:val="28"/>
+        </w:rPr>
+        <w:t>2. Implementation Steps</w:t>
+      </w:r>
+    </w:p>
+    <w:p>
+      <w:pPr>
+        <w:pStyle w:val="Heading4"/>
+        <w:spacing w:before="0"/>
+        <w:rPr>
+          <w:rFonts w:ascii="Times New Roman" w:hAnsi="Times New Roman" w:cs="Times New Roman"/>
+          <w:color w:val="000000"/>
+          <w:sz w:val="28"/>
+          <w:szCs w:val="28"/>
+        </w:rPr>
+      </w:pPr>
+      <w:r>
+        <w:rPr>
+          <w:rFonts w:ascii="Times New Roman" w:hAnsi="Times New Roman" w:cs="Times New Roman"/>
+          <w:color w:val="000000"/>
+          <w:sz w:val="28"/>
+          <w:szCs w:val="28"/>
+        </w:rPr>
+        <w:t>2.1 Repository Initialization</w:t>
+      </w:r>
+    </w:p>
+    <w:p>
+      <w:pPr>
+        <w:pStyle w:val="NormalWeb"/>
+        <w:numPr>
+          <w:ilvl w:val="0"/>
+          <w:numId w:val="17"/>
+        </w:numPr>
+        <w:spacing w:before="0" w:beforeAutospacing="0"/>
+        <w:rPr>
+          <w:color w:val="000000"/>
+          <w:sz w:val="28"/>
+          <w:szCs w:val="28"/>
+        </w:rPr>
+      </w:pPr>
+      <w:r>
+        <w:rPr>
+          <w:b/>
+          <w:bCs/>
+          <w:color w:val="000000"/>
+          <w:sz w:val="28"/>
+          <w:szCs w:val="28"/>
+        </w:rPr>
+        <w:t>Remote Creation:</w:t>
+      </w:r>
+      <w:r>
+        <w:rPr>
+          <w:rStyle w:val="apple-converted-space"/>
+          <w:color w:val="000000"/>
+          <w:sz w:val="28"/>
+          <w:szCs w:val="28"/>
+        </w:rPr>
+        <w:t> </w:t>
+      </w:r>
+      <w:r>
+        <w:rPr>
+          <w:color w:val="000000"/>
+          <w:sz w:val="28"/>
+          <w:szCs w:val="28"/>
+        </w:rPr>
+        <w:t>A new repository was created on GitHub named</w:t>
+      </w:r>
+      <w:r>
+        <w:rPr>
+          <w:rStyle w:val="apple-converted-space"/>
+          <w:color w:val="000000"/>
+          <w:sz w:val="28"/>
+          <w:szCs w:val="28"/>
+        </w:rPr>
+        <w:t> </w:t>
+      </w:r>
+      <w:r>
+        <w:rPr>
+          <w:rStyle w:val="HTMLCode"/>
+          <w:rFonts w:ascii="Times New Roman" w:hAnsi="Times New Roman" w:cs="Times New Roman"/>
+          <w:color w:val="000000"/>
+          <w:sz w:val="28"/>
+          <w:szCs w:val="28"/>
+        </w:rPr>
+        <w:t>ASPNETMVCStudent</w:t>
+      </w:r>
+      <w:r>
+        <w:rPr>
+          <w:color w:val="000000"/>
+          <w:sz w:val="28"/>
+          <w:szCs w:val="28"/>
+        </w:rPr>
+        <w:t>.</w:t>
+      </w:r>
+    </w:p>
+    <w:p>
+      <w:pPr>
+        <w:pStyle w:val="NormalWeb"/>
+        <w:numPr>
+          <w:ilvl w:val="0"/>
+          <w:numId w:val="17"/>
+        </w:numPr>
+        <w:spacing w:before="0" w:beforeAutospacing="0"/>
+        <w:rPr>
+          <w:color w:val="000000"/>
+          <w:sz w:val="28"/>
+          <w:szCs w:val="28"/>
+        </w:rPr>
+      </w:pPr>
+      <w:r>
+        <w:rPr>
+          <w:b/>
+          <w:bCs/>
+          <w:color w:val="000000"/>
+          <w:sz w:val="28"/>
+          <w:szCs w:val="28"/>
+        </w:rPr>
+        <w:t>Configuration:</w:t>
+      </w:r>
+      <w:r>
+        <w:rPr>
+          <w:rStyle w:val="apple-converted-space"/>
+          <w:color w:val="000000"/>
+          <w:sz w:val="28"/>
+          <w:szCs w:val="28"/>
+        </w:rPr>
+        <w:t> </w:t>
+      </w:r>
+      <w:r>
+        <w:rPr>
+          <w:color w:val="000000"/>
+          <w:sz w:val="28"/>
+          <w:szCs w:val="28"/>
+        </w:rPr>
+        <w:t>The repository was initialized with a</w:t>
+      </w:r>
+      <w:r>
+        <w:rPr>
+          <w:rStyle w:val="apple-converted-space"/>
+          <w:color w:val="000000"/>
+          <w:sz w:val="28"/>
+          <w:szCs w:val="28"/>
+        </w:rPr>
+        <w:t> </w:t>
+      </w:r>
+      <w:r>
+        <w:rPr>
+          <w:rStyle w:val="HTMLCode"/>
+          <w:rFonts w:ascii="Times New Roman" w:hAnsi="Times New Roman" w:cs="Times New Roman"/>
+          <w:color w:val="000000"/>
+          <w:sz w:val="28"/>
+          <w:szCs w:val="28"/>
+        </w:rPr>
+        <w:t>README.md</w:t>
+      </w:r>
+      <w:r>
+        <w:rPr>
+          <w:rStyle w:val="apple-converted-space"/>
+          <w:color w:val="000000"/>
+          <w:sz w:val="28"/>
+          <w:szCs w:val="28"/>
+        </w:rPr>
+        <w:t> </w:t>
+      </w:r>
+      <w:r>
+        <w:rPr>
+          <w:color w:val="000000"/>
+          <w:sz w:val="28"/>
+          <w:szCs w:val="28"/>
+        </w:rPr>
+        <w:t>file to provide project documentation and a</w:t>
+      </w:r>
+      <w:r>
+        <w:rPr>
+          <w:rStyle w:val="apple-converted-space"/>
+          <w:color w:val="000000"/>
+          <w:sz w:val="28"/>
+          <w:szCs w:val="28"/>
+        </w:rPr>
+        <w:t> </w:t>
+      </w:r>
+      <w:r>
+        <w:rPr>
+          <w:rStyle w:val="HTMLCode"/>
+          <w:rFonts w:ascii="Times New Roman" w:hAnsi="Times New Roman" w:cs="Times New Roman"/>
+          <w:color w:val="000000"/>
+          <w:sz w:val="28"/>
+          <w:szCs w:val="28"/>
+        </w:rPr>
+        <w:t>.gitignore</w:t>
+      </w:r>
+      <w:r>
+        <w:rPr>
+          <w:rStyle w:val="apple-converted-space"/>
+          <w:color w:val="000000"/>
+          <w:sz w:val="28"/>
+          <w:szCs w:val="28"/>
+        </w:rPr>
+        <w:t> </w:t>
+      </w:r>
+      <w:r>
+        <w:rPr>
+          <w:color w:val="000000"/>
+          <w:sz w:val="28"/>
+          <w:szCs w:val="28"/>
+        </w:rPr>
+        <w:t>file specifically configured for Visual Studio to prevent unnecessary build files (like</w:t>
+      </w:r>
+      <w:r>
+        <w:rPr>
+          <w:rStyle w:val="apple-converted-space"/>
+          <w:color w:val="000000"/>
+          <w:sz w:val="28"/>
+          <w:szCs w:val="28"/>
+        </w:rPr>
+        <w:t> </w:t>
+      </w:r>
+      <w:r>
+        <w:rPr>
+          <w:rStyle w:val="HTMLCode"/>
+          <w:rFonts w:ascii="Times New Roman" w:hAnsi="Times New Roman" w:cs="Times New Roman"/>
+          <w:color w:val="000000"/>
+          <w:sz w:val="28"/>
+          <w:szCs w:val="28"/>
+        </w:rPr>
+        <w:t>/bin</w:t>
+      </w:r>
+      <w:r>
+        <w:rPr>
+          <w:rStyle w:val="apple-converted-space"/>
+          <w:color w:val="000000"/>
+          <w:sz w:val="28"/>
+          <w:szCs w:val="28"/>
+        </w:rPr>
+        <w:t> </w:t>
+      </w:r>
+      <w:r>
+        <w:rPr>
+          <w:color w:val="000000"/>
+          <w:sz w:val="28"/>
+          <w:szCs w:val="28"/>
+        </w:rPr>
+        <w:t>or</w:t>
+      </w:r>
+      <w:r>
+        <w:rPr>
+          <w:rStyle w:val="apple-converted-space"/>
+          <w:color w:val="000000"/>
+          <w:sz w:val="28"/>
+          <w:szCs w:val="28"/>
+        </w:rPr>
+        <w:t> </w:t>
+      </w:r>
+      <w:r>
+        <w:rPr>
+          <w:rStyle w:val="HTMLCode"/>
+          <w:rFonts w:ascii="Times New Roman" w:hAnsi="Times New Roman" w:cs="Times New Roman"/>
+          <w:color w:val="000000"/>
+          <w:sz w:val="28"/>
+          <w:szCs w:val="28"/>
+        </w:rPr>
+        <w:t>/obj</w:t>
+      </w:r>
+      <w:r>
+        <w:rPr>
+          <w:color w:val="000000"/>
+          <w:sz w:val="28"/>
+          <w:szCs w:val="28"/>
+        </w:rPr>
+        <w:t>) from being tracked.</w:t>
+      </w:r>
+    </w:p>
+    <w:p>
+      <w:pPr>
+        <w:pStyle w:val="Heading4"/>
+        <w:spacing w:before="0"/>
+        <w:rPr>
+          <w:rFonts w:ascii="Times New Roman" w:hAnsi="Times New Roman" w:cs="Times New Roman"/>
+          <w:color w:val="000000"/>
+          <w:sz w:val="28"/>
+          <w:szCs w:val="28"/>
+        </w:rPr>
+      </w:pPr>
+      <w:r>
+        <w:rPr>
+          <w:rFonts w:ascii="Times New Roman" w:hAnsi="Times New Roman" w:cs="Times New Roman"/>
+          <w:color w:val="000000"/>
+          <w:sz w:val="28"/>
+          <w:szCs w:val="28"/>
+        </w:rPr>
+        <w:t>2.2 Local Synchronization (Cloning)</w:t>
+      </w:r>
+    </w:p>
+    <w:p>
+      <w:pPr>
+        <w:pStyle w:val="NormalWeb"/>
+        <w:spacing w:before="0" w:beforeAutospacing="0"/>
+        <w:rPr>
+          <w:color w:val="000000"/>
+          <w:sz w:val="28"/>
+          <w:szCs w:val="28"/>
+        </w:rPr>
+      </w:pPr>
+      <w:r>
+        <w:rPr>
+          <w:color w:val="000000"/>
+          <w:sz w:val="28"/>
+          <w:szCs w:val="28"/>
+        </w:rPr>
+        <w:t>Using the Git CLI/Visual Studio interface, the repository was cloned to the local machine. To maintain a clean academic portfolio, the project was organized under the following directory structure:</w:t>
+      </w:r>
+    </w:p>
+    <w:p>
+      <w:pPr>
+        <w:pStyle w:val="NormalWeb"/>
+        <w:spacing w:before="0" w:beforeAutospacing="0"/>
+        <w:rPr>
+          <w:color w:val="000000"/>
+          <w:sz w:val="28"/>
+          <w:szCs w:val="28"/>
+        </w:rPr>
+      </w:pPr>
+      <w:r>
+        <w:rPr>
+          <w:rStyle w:val="HTMLCode"/>
+          <w:rFonts w:ascii="Times New Roman" w:hAnsi="Times New Roman" w:cs="Times New Roman"/>
+          <w:color w:val="000000"/>
+          <w:sz w:val="28"/>
+          <w:szCs w:val="28"/>
+        </w:rPr>
+        <w:t>SoftwareEngineering2026/Lab6/homeworks/ASPNETMVCStudent</w:t>
+      </w:r>
+    </w:p>
+    <w:p>
+      <w:pPr>
+        <w:pStyle w:val="Heading4"/>
+        <w:spacing w:before="0"/>
+        <w:rPr>
+          <w:rFonts w:ascii="Times New Roman" w:hAnsi="Times New Roman" w:cs="Times New Roman"/>
+          <w:color w:val="000000"/>
+          <w:sz w:val="28"/>
+          <w:szCs w:val="28"/>
+        </w:rPr>
+      </w:pPr>
+      <w:r>
+        <w:rPr>
+          <w:rFonts w:ascii="Times New Roman" w:hAnsi="Times New Roman" w:cs="Times New Roman"/>
+          <w:color w:val="000000"/>
+          <w:sz w:val="28"/>
+          <w:szCs w:val="28"/>
+        </w:rPr>
+        <w:t>2.3 Project Integration</w:t>
+      </w:r>
+    </w:p>
+    <w:p>
+      <w:pPr>
+        <w:pStyle w:val="NormalWeb"/>
+        <w:numPr>
+          <w:ilvl w:val="0"/>
+          <w:numId w:val="18"/>
+        </w:numPr>
+        <w:spacing w:before="0" w:beforeAutospacing="0"/>
+        <w:rPr>
+          <w:color w:val="000000"/>
+          <w:sz w:val="28"/>
+          <w:szCs w:val="28"/>
+        </w:rPr>
+      </w:pPr>
+      <w:r>
+        <w:rPr>
+          <w:color w:val="000000"/>
+          <w:sz w:val="28"/>
+          <w:szCs w:val="28"/>
+        </w:rPr>
+        <w:t>An</w:t>
+      </w:r>
+      <w:r>
+        <w:rPr>
+          <w:rStyle w:val="apple-converted-space"/>
+          <w:color w:val="000000"/>
+          <w:sz w:val="28"/>
+          <w:szCs w:val="28"/>
+        </w:rPr>
+        <w:t> </w:t>
+      </w:r>
+      <w:r>
+        <w:rPr>
+          <w:b/>
+          <w:bCs/>
+          <w:color w:val="000000"/>
+          <w:sz w:val="28"/>
+          <w:szCs w:val="28"/>
+        </w:rPr>
+        <w:t>ASP.NET MVC (.NET Framework)</w:t>
+      </w:r>
+      <w:r>
+        <w:rPr>
+          <w:rStyle w:val="apple-converted-space"/>
+          <w:color w:val="000000"/>
+          <w:sz w:val="28"/>
+          <w:szCs w:val="28"/>
+        </w:rPr>
+        <w:t> </w:t>
+      </w:r>
+      <w:r>
+        <w:rPr>
+          <w:color w:val="000000"/>
+          <w:sz w:val="28"/>
+          <w:szCs w:val="28"/>
+        </w:rPr>
+        <w:t>project was generated/moved into the cloned directory.</w:t>
+      </w:r>
+    </w:p>
+    <w:p>
+      <w:pPr>
+        <w:pStyle w:val="NormalWeb"/>
+        <w:numPr>
+          <w:ilvl w:val="0"/>
+          <w:numId w:val="18"/>
+        </w:numPr>
+        <w:spacing w:before="0" w:beforeAutospacing="0"/>
+        <w:rPr>
+          <w:color w:val="000000"/>
+          <w:sz w:val="28"/>
+          <w:szCs w:val="28"/>
+        </w:rPr>
+      </w:pPr>
+      <w:r>
+        <w:rPr>
+          <w:color w:val="000000"/>
+          <w:sz w:val="28"/>
+          <w:szCs w:val="28"/>
+        </w:rPr>
+        <w:t>The project structure follows the standard Model-View-Controller pattern, ensuring a separation of concerns between data logic, UI, and request handling.</w:t>
+      </w:r>
+    </w:p>
+    <w:p>
+      <w:pPr>
+        <w:pStyle w:val="Heading4"/>
+        <w:spacing w:before="0"/>
+        <w:rPr>
+          <w:rFonts w:ascii="Times New Roman" w:hAnsi="Times New Roman" w:cs="Times New Roman"/>
+          <w:color w:val="000000"/>
+          <w:sz w:val="28"/>
+          <w:szCs w:val="28"/>
+        </w:rPr>
+      </w:pPr>
+      <w:r>
+        <w:rPr>
+          <w:rFonts w:ascii="Times New Roman" w:hAnsi="Times New Roman" w:cs="Times New Roman"/>
+          <w:color w:val="000000"/>
+          <w:sz w:val="28"/>
+          <w:szCs w:val="28"/>
+        </w:rPr>
+        <w:t>2.4 Version Control Workflow</w:t>
+      </w:r>
+    </w:p>
+    <w:p>
+      <w:pPr>
+        <w:pStyle w:val="NormalWeb"/>
+        <w:numPr>
+          <w:ilvl w:val="0"/>
+          <w:numId w:val="19"/>
+        </w:numPr>
+        <w:spacing w:before="0" w:beforeAutospacing="0"/>
+        <w:rPr>
+          <w:color w:val="000000"/>
+          <w:sz w:val="28"/>
+          <w:szCs w:val="28"/>
+        </w:rPr>
+      </w:pPr>
+      <w:r>
+        <w:rPr>
+          <w:b/>
+          <w:bCs/>
+          <w:color w:val="000000"/>
+          <w:sz w:val="28"/>
+          <w:szCs w:val="28"/>
+        </w:rPr>
+        <w:t>Staging:</w:t>
+      </w:r>
+      <w:r>
+        <w:rPr>
+          <w:rStyle w:val="apple-converted-space"/>
+          <w:color w:val="000000"/>
+          <w:sz w:val="28"/>
+          <w:szCs w:val="28"/>
+        </w:rPr>
+        <w:t> </w:t>
+      </w:r>
+      <w:r>
+        <w:rPr>
+          <w:color w:val="000000"/>
+          <w:sz w:val="28"/>
+          <w:szCs w:val="28"/>
+        </w:rPr>
+        <w:t>All project assets (Controllers, Views, Configuration files) were staged using</w:t>
+      </w:r>
+      <w:r>
+        <w:rPr>
+          <w:rStyle w:val="apple-converted-space"/>
+          <w:color w:val="000000"/>
+          <w:sz w:val="28"/>
+          <w:szCs w:val="28"/>
+        </w:rPr>
+        <w:t> </w:t>
+      </w:r>
+      <w:r>
+        <w:rPr>
+          <w:rStyle w:val="HTMLCode"/>
+          <w:rFonts w:ascii="Times New Roman" w:hAnsi="Times New Roman" w:cs="Times New Roman"/>
+          <w:color w:val="000000"/>
+          <w:sz w:val="28"/>
+          <w:szCs w:val="28"/>
+        </w:rPr>
+        <w:t>git add</w:t>
+      </w:r>
+      <w:r>
+        <w:rPr>
+          <w:color w:val="000000"/>
+          <w:sz w:val="28"/>
+          <w:szCs w:val="28"/>
+        </w:rPr>
+        <w:t>.</w:t>
+      </w:r>
+    </w:p>
+    <w:p>
+      <w:pPr>
+        <w:pStyle w:val="NormalWeb"/>
+        <w:numPr>
+          <w:ilvl w:val="0"/>
+          <w:numId w:val="19"/>
+        </w:numPr>
+        <w:spacing w:before="0" w:beforeAutospacing="0"/>
+        <w:rPr>
+          <w:color w:val="000000"/>
+          <w:sz w:val="28"/>
+          <w:szCs w:val="28"/>
+        </w:rPr>
+      </w:pPr>
+      <w:r>
+        <w:rPr>
+          <w:b/>
+          <w:bCs/>
+          <w:color w:val="000000"/>
+          <w:sz w:val="28"/>
+          <w:szCs w:val="28"/>
+        </w:rPr>
+        <w:t>Committing:</w:t>
+      </w:r>
+      <w:r>
+        <w:rPr>
+          <w:rStyle w:val="apple-converted-space"/>
+          <w:color w:val="000000"/>
+          <w:sz w:val="28"/>
+          <w:szCs w:val="28"/>
+        </w:rPr>
+        <w:t> </w:t>
+      </w:r>
+      <w:r>
+        <w:rPr>
+          <w:color w:val="000000"/>
+          <w:sz w:val="28"/>
+          <w:szCs w:val="28"/>
+        </w:rPr>
+        <w:t>A descriptive commit message was applied:</w:t>
+      </w:r>
+      <w:r>
+        <w:rPr>
+          <w:rStyle w:val="apple-converted-space"/>
+          <w:color w:val="000000"/>
+          <w:sz w:val="28"/>
+          <w:szCs w:val="28"/>
+        </w:rPr>
+        <w:t> </w:t>
+      </w:r>
+      <w:r>
+        <w:rPr>
+          <w:rStyle w:val="HTMLCode"/>
+          <w:rFonts w:ascii="Times New Roman" w:hAnsi="Times New Roman" w:cs="Times New Roman"/>
+          <w:color w:val="000000"/>
+          <w:sz w:val="28"/>
+          <w:szCs w:val="28"/>
+        </w:rPr>
+        <w:t>"Initial commit of ASP.NET MVC (.Net Framework) Student App"</w:t>
+      </w:r>
+      <w:r>
+        <w:rPr>
+          <w:color w:val="000000"/>
+          <w:sz w:val="28"/>
+          <w:szCs w:val="28"/>
+        </w:rPr>
+        <w:t>.</w:t>
+      </w:r>
+    </w:p>
+    <w:p>
+      <w:pPr>
+        <w:pStyle w:val="NormalWeb"/>
+        <w:numPr>
+          <w:ilvl w:val="0"/>
+          <w:numId w:val="19"/>
+        </w:numPr>
+        <w:spacing w:before="0" w:beforeAutospacing="0"/>
+        <w:rPr>
+          <w:color w:val="000000"/>
+          <w:sz w:val="28"/>
+          <w:szCs w:val="28"/>
+        </w:rPr>
+      </w:pPr>
+      <w:r>
+        <w:rPr>
+          <w:b/>
+          <w:bCs/>
+          <w:color w:val="000000"/>
+          <w:sz w:val="28"/>
+          <w:szCs w:val="28"/>
+        </w:rPr>
+        <w:t>Pushing:</w:t>
+      </w:r>
+      <w:r>
+        <w:rPr>
+          <w:rStyle w:val="apple-converted-space"/>
+          <w:color w:val="000000"/>
+          <w:sz w:val="28"/>
+          <w:szCs w:val="28"/>
+        </w:rPr>
+        <w:t> </w:t>
+      </w:r>
+      <w:r>
+        <w:rPr>
+          <w:color w:val="000000"/>
+          <w:sz w:val="28"/>
+          <w:szCs w:val="28"/>
+        </w:rPr>
+        <w:t>The local commits were synchronized with the GitHub main branch, making the source code available for review.</w:t>
+      </w:r>
+    </w:p>
+    <w:p>
+      <w:pPr>
+        <w:pStyle w:val="Heading3"/>
+        <w:spacing w:before="0"/>
+        <w:rPr>
+          <w:rFonts w:ascii="Times New Roman" w:hAnsi="Times New Roman" w:cs="Times New Roman"/>
+          <w:color w:val="000000"/>
+          <w:sz w:val="28"/>
+          <w:szCs w:val="28"/>
+        </w:rPr>
+      </w:pPr>
+      <w:r>
+        <w:rPr>
+          <w:rFonts w:ascii="Times New Roman" w:hAnsi="Times New Roman" w:cs="Times New Roman"/>
+          <w:color w:val="000000"/>
+          <w:sz w:val="28"/>
+          <w:szCs w:val="28"/>
+        </w:rPr>
+        <w:lastRenderedPageBreak/>
+        <w:t>3. Conclusion</w:t>
+      </w:r>
+    </w:p>
+    <w:p>
+      <w:pPr>
+        <w:pStyle w:val="NormalWeb"/>
+        <w:spacing w:before="0" w:beforeAutospacing="0"/>
+        <w:rPr>
+          <w:color w:val="000000"/>
+          <w:sz w:val="28"/>
+          <w:szCs w:val="28"/>
+        </w:rPr>
+      </w:pPr>
+      <w:r>
+        <w:rPr>
+          <w:color w:val="000000"/>
+          <w:sz w:val="28"/>
+          <w:szCs w:val="28"/>
+        </w:rPr>
+        <w:t>The exercise successfully demonstrates the integration of Git workflow within an ASP.NET development cycle. By hosting the project on GitHub, the source code is now managed under version control, allowing for historical tracking and professional presentation of the assignment.</w:t>
+      </w:r>
+    </w:p>
+    <w:p>
+      <w:pPr>
+        <w:rPr>
+          <w:rFonts w:ascii="Times New Roman" w:hAnsi="Times New Roman" w:cs="Times New Roman"/>
+          <w:color w:val="000000"/>
+          <w:sz w:val="28"/>
+          <w:szCs w:val="28"/>
+        </w:rPr>
+      </w:pPr>
+      <w:r>
+        <w:rPr>
+          <w:noProof/>
+        </w:rPr>
+      </w:r>
+      <w:r>
+        <w:pict>
+          <v:rect id="Horizontal Line 2" o:spid="_x0000_s2050" style="width:468pt;height:.1pt;visibility:visible;mso-wrap-style:square;mso-left-percent:-10001;mso-top-percent:-10001;mso-position-horizontal:absolute;mso-position-horizontal-relative:char;mso-position-vertical:absolute;mso-position-vertical-relative:line;mso-left-percent:-10001;mso-top-percent:-10001;v-text-anchor:top" o:gfxdata="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" filled="f">
             <o:lock v:ext="edit" rotation="t" aspectratio="t" verticies="t" text="t" shapetype="t"/>
             <w10:anchorlock/>
           </v:rect>
@@ -1223,33 +2532,234 @@
     </w:p>
     <w:p>
       <w:pPr>
-        <w:spacing w:after="100" w:afterAutospacing="1" w:line="240" w:lineRule="auto"/>
-        <w:rPr>
-          <w:rFonts w:ascii="Times New Roman" w:eastAsia="Times New Roman" w:hAnsi="Times New Roman" w:cs="Times New Roman"/>
-          <w:color w:val="000000"/>
-          <w:sz w:val="28"/>
-          <w:szCs w:val="28"/>
-        </w:rPr>
-      </w:pPr>
-      <w:r>
-        <w:rPr>
-          <w:rFonts w:ascii="Times New Roman" w:eastAsia="Times New Roman" w:hAnsi="Times New Roman" w:cs="Times New Roman"/>
+        <w:pStyle w:val="Heading3"/>
+        <w:spacing w:before="0"/>
+        <w:rPr>
+          <w:rFonts w:ascii="Times New Roman" w:hAnsi="Times New Roman" w:cs="Times New Roman"/>
+          <w:color w:val="000000"/>
+          <w:sz w:val="28"/>
+          <w:szCs w:val="28"/>
+        </w:rPr>
+      </w:pPr>
+      <w:r>
+        <w:rPr>
+          <w:rFonts w:ascii="Times New Roman" w:hAnsi="Times New Roman" w:cs="Times New Roman"/>
+          <w:color w:val="000000"/>
+          <w:sz w:val="28"/>
+          <w:szCs w:val="28"/>
+        </w:rPr>
+        <w:t>Pro-Tip for your TDTU Submission:</w:t>
+      </w:r>
+    </w:p>
+    <w:p>
+      <w:pPr>
+        <w:pStyle w:val="NormalWeb"/>
+        <w:spacing w:before="0" w:beforeAutospacing="0"/>
+        <w:rPr>
+          <w:color w:val="000000"/>
+          <w:sz w:val="28"/>
+          <w:szCs w:val="28"/>
+        </w:rPr>
+      </w:pPr>
+      <w:r>
+        <w:rPr>
+          <w:color w:val="000000"/>
+          <w:sz w:val="28"/>
+          <w:szCs w:val="28"/>
+        </w:rPr>
+        <w:t>Since your teacher's instructions assume you are making a</w:t>
+      </w:r>
+      <w:r>
+        <w:rPr>
+          <w:rStyle w:val="apple-converted-space"/>
+          <w:color w:val="000000"/>
+          <w:sz w:val="28"/>
+          <w:szCs w:val="28"/>
+        </w:rPr>
+        <w:t> </w:t>
+      </w:r>
+      <w:r>
+        <w:rPr>
+          <w:i/>
+          <w:iCs/>
+          <w:color w:val="000000"/>
+          <w:sz w:val="28"/>
+          <w:szCs w:val="28"/>
+        </w:rPr>
+        <w:t>separate</w:t>
+      </w:r>
+      <w:r>
+        <w:rPr>
+          <w:rStyle w:val="apple-converted-space"/>
+          <w:color w:val="000000"/>
+          <w:sz w:val="28"/>
+          <w:szCs w:val="28"/>
+        </w:rPr>
+        <w:t> </w:t>
+      </w:r>
+      <w:r>
+        <w:rPr>
+          <w:color w:val="000000"/>
+          <w:sz w:val="28"/>
+          <w:szCs w:val="28"/>
+        </w:rPr>
+        <w:t>repo, but you are putting it</w:t>
+      </w:r>
+      <w:r>
+        <w:rPr>
+          <w:rStyle w:val="apple-converted-space"/>
+          <w:color w:val="000000"/>
+          <w:sz w:val="28"/>
+          <w:szCs w:val="28"/>
+        </w:rPr>
+        <w:t> </w:t>
+      </w:r>
+      <w:r>
+        <w:rPr>
+          <w:i/>
+          <w:iCs/>
+          <w:color w:val="000000"/>
+          <w:sz w:val="28"/>
+          <w:szCs w:val="28"/>
+        </w:rPr>
+        <w:t>inside</w:t>
+      </w:r>
+      <w:r>
+        <w:rPr>
+          <w:rStyle w:val="apple-converted-space"/>
+          <w:color w:val="000000"/>
+          <w:sz w:val="28"/>
+          <w:szCs w:val="28"/>
+        </w:rPr>
+        <w:t> </w:t>
+      </w:r>
+      <w:r>
+        <w:rPr>
+          <w:color w:val="000000"/>
+          <w:sz w:val="28"/>
+          <w:szCs w:val="28"/>
+        </w:rPr>
+        <w:t>your</w:t>
+      </w:r>
+      <w:r>
+        <w:rPr>
+          <w:rStyle w:val="apple-converted-space"/>
+          <w:color w:val="000000"/>
+          <w:sz w:val="28"/>
+          <w:szCs w:val="28"/>
+        </w:rPr>
+        <w:t> </w:t>
+      </w:r>
+      <w:r>
+        <w:rPr>
+          <w:rStyle w:val="HTMLCode"/>
+          <w:rFonts w:ascii="Times New Roman" w:hAnsi="Times New Roman" w:cs="Times New Roman"/>
+          <w:color w:val="000000"/>
+          <w:sz w:val="28"/>
+          <w:szCs w:val="28"/>
+        </w:rPr>
+        <w:t>SE2026</w:t>
+      </w:r>
+      <w:r>
+        <w:rPr>
+          <w:color w:val="000000"/>
+          <w:sz w:val="28"/>
+          <w:szCs w:val="28"/>
+        </w:rPr>
+        <w:t>repo, make sure you don't have a</w:t>
+      </w:r>
+      <w:r>
+        <w:rPr>
+          <w:rStyle w:val="apple-converted-space"/>
+          <w:color w:val="000000"/>
+          <w:sz w:val="28"/>
+          <w:szCs w:val="28"/>
+        </w:rPr>
+        <w:t> </w:t>
+      </w:r>
+      <w:r>
+        <w:rPr>
+          <w:rStyle w:val="HTMLCode"/>
+          <w:rFonts w:ascii="Times New Roman" w:hAnsi="Times New Roman" w:cs="Times New Roman"/>
+          <w:color w:val="000000"/>
+          <w:sz w:val="28"/>
+          <w:szCs w:val="28"/>
+        </w:rPr>
+        <w:t>.git</w:t>
+      </w:r>
+      <w:r>
+        <w:rPr>
+          <w:rStyle w:val="apple-converted-space"/>
+          <w:color w:val="000000"/>
+          <w:sz w:val="28"/>
+          <w:szCs w:val="28"/>
+        </w:rPr>
+        <w:t> </w:t>
+      </w:r>
+      <w:r>
+        <w:rPr>
+          <w:color w:val="000000"/>
+          <w:sz w:val="28"/>
+          <w:szCs w:val="28"/>
+        </w:rPr>
+        <w:t>folder inside the</w:t>
+      </w:r>
+      <w:r>
+        <w:rPr>
+          <w:rStyle w:val="apple-converted-space"/>
+          <w:color w:val="000000"/>
+          <w:sz w:val="28"/>
+          <w:szCs w:val="28"/>
+        </w:rPr>
+        <w:t> </w:t>
+      </w:r>
+      <w:r>
+        <w:rPr>
+          <w:rStyle w:val="HTMLCode"/>
+          <w:rFonts w:ascii="Times New Roman" w:hAnsi="Times New Roman" w:cs="Times New Roman"/>
+          <w:color w:val="000000"/>
+          <w:sz w:val="28"/>
+          <w:szCs w:val="28"/>
+        </w:rPr>
+        <w:t>ASPNETMVCStudent</w:t>
+      </w:r>
+      <w:r>
+        <w:rPr>
+          <w:rStyle w:val="apple-converted-space"/>
+          <w:color w:val="000000"/>
+          <w:sz w:val="28"/>
+          <w:szCs w:val="28"/>
+        </w:rPr>
+        <w:t> </w:t>
+      </w:r>
+      <w:r>
+        <w:rPr>
+          <w:color w:val="000000"/>
+          <w:sz w:val="28"/>
+          <w:szCs w:val="28"/>
+        </w:rPr>
+        <w:t>folder. If you do, GitHub will show it as a "Submodule" (a folder icon you can't click).</w:t>
+      </w:r>
+    </w:p>
+    <w:p>
+      <w:pPr>
+        <w:pStyle w:val="NormalWeb"/>
+        <w:spacing w:before="0" w:beforeAutospacing="0"/>
+        <w:rPr>
+          <w:color w:val="000000"/>
+          <w:sz w:val="28"/>
+          <w:szCs w:val="28"/>
+        </w:rPr>
+      </w:pPr>
+      <w:r>
+        <w:rPr>
           <w:b/>
           <w:bCs/>
           <w:color w:val="000000"/>
           <w:sz w:val="28"/>
           <w:szCs w:val="28"/>
         </w:rPr>
-        <w:t>Next Step:</w:t>
-      </w:r>
-      <w:r>
-        <w:rPr>
-          <w:rFonts w:ascii="Times New Roman" w:eastAsia="Times New Roman" w:hAnsi="Times New Roman" w:cs="Times New Roman"/>
-          <w:color w:val="000000"/>
-          <w:sz w:val="28"/>
-          <w:szCs w:val="28"/>
-        </w:rPr>
-        <w:t> Once you have taken the screenshots of your running app, you are ready to upload this to eLearning! Would you like me to clarify any specific section before you submit?</w:t>
+        <w:t>Would you like me to help you draft the next part of the report, perhaps focusing on the database connection for the StudentsApp?</w:t>
       </w:r>
     </w:p>
     <w:p>
@@ -1271,8 +2781,8 @@
       </w:pPr>
     </w:p>
     <w:sectPr>
-      <w:footerReference w:type="default" r:id="rId7"/>
-      <w:headerReference w:type="first" r:id="rId8"/>
+      <w:footerReference w:type="default" r:id="rId9"/>
+      <w:headerReference w:type="first" r:id="rId10"/>
       <w:pgSz w:w="12240" w:h="15840"/>
       <w:pgMar w:top="720" w:right="1440" w:bottom="1800" w:left="1440" w:header="720" w:footer="720" w:gutter="0"/>
       <w:cols w:space="720"/>
@@ -1468,6 +2978,119 @@
     </w:lvl>
   </w:abstractNum>
   <w:abstractNum w:abstractNumId="2" w15:restartNumberingAfterBreak="0">
+    <w:nsid w:val="03CA17EF"/>
+    <w:multiLevelType w:val="multilevel"/>
+    <w:tmpl w:val="A76E96EA"/>
+    <w:lvl w:ilvl="0">
+      <w:start w:val="1"/>
+      <w:numFmt w:val="decimal"/>
+      <w:lvlText w:val="%1."/>
+      <w:lvlJc w:val="left"/>
+      <w:pPr>
+        <w:tabs>
+          <w:tab w:val="num" w:pos="720"/>
+        </w:tabs>
+        <w:ind w:left="720" w:hanging="360"/>
+      </w:pPr>
+    </w:lvl>
+    <w:lvl w:ilvl="1" w:tentative="1">
+      <w:start w:val="1"/>
+      <w:numFmt w:val="decimal"/>
+      <w:lvlText w:val="%2."/>
+      <w:lvlJc w:val="left"/>
+      <w:pPr>
+        <w:tabs>
+          <w:tab w:val="num" w:pos="1440"/>
+        </w:tabs>
+        <w:ind w:left="1440" w:hanging="360"/>
+      </w:pPr>
+    </w:lvl>
+    <w:lvl w:ilvl="2" w:tentative="1">
+      <w:start w:val="1"/>
+      <w:numFmt w:val="decimal"/>
+      <w:lvlText w:val="%3."/>
+      <w:lvlJc w:val="left"/>
+      <w:pPr>
+        <w:tabs>
+          <w:tab w:val="num" w:pos="2160"/>
+        </w:tabs>
+        <w:ind w:left="2160" w:hanging="360"/>
+      </w:pPr>
+    </w:lvl>
+    <w:lvl w:ilvl="3" w:tentative="1">
+      <w:start w:val="1"/>
+      <w:numFmt w:val="decimal"/>
+      <w:lvlText w:val="%4."/>
+      <w:lvlJc w:val="left"/>
+      <w:pPr>
+        <w:tabs>
+          <w:tab w:val="num" w:pos="2880"/>
+        </w:tabs>
+        <w:ind w:left="2880" w:hanging="360"/>
+      </w:pPr>
+    </w:lvl>
+    <w:lvl w:ilvl="4" w:tentative="1">
+      <w:start w:val="1"/>
+      <w:numFmt w:val="decimal"/>
+      <w:lvlText w:val="%5."/>
+      <w:lvlJc w:val="left"/>
+      <w:pPr>
+        <w:tabs>
+          <w:tab w:val="num" w:pos="3600"/>
+        </w:tabs>
+        <w:ind w:left="3600" w:hanging="360"/>
+      </w:pPr>
+    </w:lvl>
+    <w:lvl w:ilvl="5" w:tentative="1">
+      <w:start w:val="1"/>
+      <w:numFmt w:val="decimal"/>
+      <w:lvlText w:val="%6."/>
+      <w:lvlJc w:val="left"/>
+      <w:pPr>
+        <w:tabs>
+          <w:tab w:val="num" w:pos="4320"/>
+        </w:tabs>
+        <w:ind w:left="4320" w:hanging="360"/>
+      </w:pPr>
+    </w:lvl>
+    <w:lvl w:ilvl="6" w:tentative="1">
+      <w:start w:val="1"/>
+      <w:numFmt w:val="decimal"/>
+      <w:lvlText w:val="%7."/>
+      <w:lvlJc w:val="left"/>
+      <w:pPr>
+        <w:tabs>
+          <w:tab w:val="num" w:pos="5040"/>
+        </w:tabs>
+        <w:ind w:left="5040" w:hanging="360"/>
+      </w:pPr>
+    </w:lvl>
+    <w:lvl w:ilvl="7" w:tentative="1">
+      <w:start w:val="1"/>
+      <w:numFmt w:val="decimal"/>
+      <w:lvlText w:val="%8."/>
+      <w:lvlJc w:val="left"/>
+      <w:pPr>
+        <w:tabs>
+          <w:tab w:val="num" w:pos="5760"/>
+        </w:tabs>
+        <w:ind w:left="5760" w:hanging="360"/>
+      </w:pPr>
+    </w:lvl>
+    <w:lvl w:ilvl="8" w:tentative="1">
+      <w:start w:val="1"/>
+      <w:numFmt w:val="decimal"/>
+      <w:lvlText w:val="%9."/>
+      <w:lvlJc w:val="left"/>
+      <w:pPr>
+        <w:tabs>
+          <w:tab w:val="num" w:pos="6480"/>
+        </w:tabs>
+        <w:ind w:left="6480" w:hanging="360"/>
+      </w:pPr>
+    </w:lvl>
+  </w:abstractNum>
+  <w:abstractNum w:abstractNumId="3" w15:restartNumberingAfterBreak="0">
     <w:nsid w:val="0E335C76"/>
     <w:multiLevelType w:val="multilevel"/>
     <w:tmpl w:val="DDAA81DE"/>
@@ -1616,7 +3239,7 @@
       </w:rPr>
     </w:lvl>
   </w:abstractNum>
-  <w:abstractNum w:abstractNumId="3" w15:restartNumberingAfterBreak="0">
+  <w:abstractNum w:abstractNumId="4" w15:restartNumberingAfterBreak="0">
     <w:nsid w:val="139B42AF"/>
     <w:multiLevelType w:val="hybridMultilevel"/>
     <w:tmpl w:val="A9163EF6"/>
@@ -1705,7 +3328,7 @@
       </w:pPr>
     </w:lvl>
   </w:abstractNum>
-  <w:abstractNum w:abstractNumId="4" w15:restartNumberingAfterBreak="0">
+  <w:abstractNum w:abstractNumId="5" w15:restartNumberingAfterBreak="0">
     <w:nsid w:val="20906CDF"/>
     <w:multiLevelType w:val="hybridMultilevel"/>
     <w:tmpl w:val="9E244A1C"/>
@@ -1822,7 +3445,7 @@
       </w:rPr>
     </w:lvl>
   </w:abstractNum>
-  <w:abstractNum w:abstractNumId="5" w15:restartNumberingAfterBreak="0">
+  <w:abstractNum w:abstractNumId="6" w15:restartNumberingAfterBreak="0">
     <w:nsid w:val="2D5F4EAD"/>
     <w:multiLevelType w:val="multilevel"/>
     <w:tmpl w:val="20D635DC"/>
@@ -1971,7 +3594,7 @@
       </w:rPr>
     </w:lvl>
   </w:abstractNum>
-  <w:abstractNum w:abstractNumId="6" w15:restartNumberingAfterBreak="0">
+  <w:abstractNum w:abstractNumId="7" w15:restartNumberingAfterBreak="0">
     <w:nsid w:val="4B320C79"/>
     <w:multiLevelType w:val="multilevel"/>
     <w:tmpl w:val="721AF34E"/>
@@ -2120,7 +3743,7 @@
       </w:rPr>
     </w:lvl>
   </w:abstractNum>
-  <w:abstractNum w:abstractNumId="7" w15:restartNumberingAfterBreak="0">
+  <w:abstractNum w:abstractNumId="8" w15:restartNumberingAfterBreak="0">
     <w:nsid w:val="4F9432C8"/>
     <w:multiLevelType w:val="hybridMultilevel"/>
     <w:tmpl w:val="23F240C8"/>
@@ -2209,7 +3832,7 @@
       </w:pPr>
     </w:lvl>
   </w:abstractNum>
-  <w:abstractNum w:abstractNumId="8" w15:restartNumberingAfterBreak="0">
+  <w:abstractNum w:abstractNumId="9" w15:restartNumberingAfterBreak="0">
     <w:nsid w:val="51876090"/>
     <w:multiLevelType w:val="multilevel"/>
     <w:tmpl w:val="5F18A898"/>
@@ -2358,7 +3981,7 @@
       </w:rPr>
     </w:lvl>
   </w:abstractNum>
-  <w:abstractNum w:abstractNumId="9" w15:restartNumberingAfterBreak="0">
+  <w:abstractNum w:abstractNumId="10" w15:restartNumberingAfterBreak="0">
     <w:nsid w:val="532B6265"/>
     <w:multiLevelType w:val="multilevel"/>
     <w:tmpl w:val="087A81BA"/>
@@ -2507,7 +4130,7 @@
       </w:rPr>
     </w:lvl>
   </w:abstractNum>
-  <w:abstractNum w:abstractNumId="10" w15:restartNumberingAfterBreak="0">
+  <w:abstractNum w:abstractNumId="11" w15:restartNumberingAfterBreak="0">
     <w:nsid w:val="569D02ED"/>
     <w:multiLevelType w:val="hybridMultilevel"/>
     <w:tmpl w:val="9384D9D4"/>
@@ -2620,7 +4243,7 @@
       </w:rPr>
     </w:lvl>
   </w:abstractNum>
-  <w:abstractNum w:abstractNumId="11" w15:restartNumberingAfterBreak="0">
+  <w:abstractNum w:abstractNumId="12" w15:restartNumberingAfterBreak="0">
     <w:nsid w:val="57F51746"/>
     <w:multiLevelType w:val="multilevel"/>
     <w:tmpl w:val="31B8BC34"/>
@@ -2769,7 +4392,7 @@
       </w:rPr>
     </w:lvl>
   </w:abstractNum>
-  <w:abstractNum w:abstractNumId="12" w15:restartNumberingAfterBreak="0">
+  <w:abstractNum w:abstractNumId="13" w15:restartNumberingAfterBreak="0">
     <w:nsid w:val="62A75F60"/>
     <w:multiLevelType w:val="multilevel"/>
     <w:tmpl w:val="55840326"/>
@@ -2918,7 +4541,305 @@
       </w:rPr>
     </w:lvl>
   </w:abstractNum>
-  <w:abstractNum w:abstractNumId="13" w15:restartNumberingAfterBreak="0">
+  <w:abstractNum w:abstractNumId="14" w15:restartNumberingAfterBreak="0">
+    <w:nsid w:val="62D66C2E"/>
+    <w:multiLevelType w:val="multilevel"/>
+    <w:tmpl w:val="BDA4D534"/>
+    <w:lvl w:ilvl="0">
+      <w:start w:val="1"/>
+      <w:numFmt w:val="bullet"/>
+      <w:lvlText w:val=""/>
+      <w:lvlJc w:val="left"/>
+      <w:pPr>
+        <w:tabs>
+          <w:tab w:val="num" w:pos="720"/>
+        </w:tabs>
+        <w:ind w:left="720" w:hanging="360"/>
+      </w:pPr>
+      <w:rPr>
+        <w:rFonts w:ascii="Symbol" w:hAnsi="Symbol" w:hint="default"/>
+        <w:sz w:val="20"/>
+      </w:rPr>
+    </w:lvl>
+    <w:lvl w:ilvl="1" w:tentative="1">
+      <w:start w:val="1"/>
+      <w:numFmt w:val="bullet"/>
+      <w:lvlText w:val="o"/>
+      <w:lvlJc w:val="left"/>
+      <w:pPr>
+        <w:tabs>
+          <w:tab w:val="num" w:pos="1440"/>
+        </w:tabs>
+        <w:ind w:left="1440" w:hanging="360"/>
+      </w:pPr>
+      <w:rPr>
+        <w:rFonts w:ascii="Courier New" w:hAnsi="Courier New" w:hint="default"/>
+        <w:sz w:val="20"/>
+      </w:rPr>
+    </w:lvl>
+    <w:lvl w:ilvl="2" w:tentative="1">
+      <w:start w:val="1"/>
+      <w:numFmt w:val="bullet"/>
+      <w:lvlText w:val=""/>
+      <w:lvlJc w:val="left"/>
+      <w:pPr>
+        <w:tabs>
+          <w:tab w:val="num" w:pos="2160"/>
+        </w:tabs>
+        <w:ind w:left="2160" w:hanging="360"/>
+      </w:pPr>
+      <w:rPr>
+        <w:rFonts w:ascii="Wingdings" w:hAnsi="Wingdings" w:hint="default"/>
+        <w:sz w:val="20"/>
+      </w:rPr>
+    </w:lvl>
+    <w:lvl w:ilvl="3" w:tentative="1">
+      <w:start w:val="1"/>
+      <w:numFmt w:val="bullet"/>
+      <w:lvlText w:val=""/>
+      <w:lvlJc w:val="left"/>
+      <w:pPr>
+        <w:tabs>
+          <w:tab w:val="num" w:pos="2880"/>
+        </w:tabs>
+        <w:ind w:left="2880" w:hanging="360"/>
+      </w:pPr>
+      <w:rPr>
+        <w:rFonts w:ascii="Wingdings" w:hAnsi="Wingdings" w:hint="default"/>
+        <w:sz w:val="20"/>
+      </w:rPr>
+    </w:lvl>
+    <w:lvl w:ilvl="4" w:tentative="1">
+      <w:start w:val="1"/>
+      <w:numFmt w:val="bullet"/>
+      <w:lvlText w:val=""/>
+      <w:lvlJc w:val="left"/>
+      <w:pPr>
+        <w:tabs>
+          <w:tab w:val="num" w:pos="3600"/>
+        </w:tabs>
+        <w:ind w:left="3600" w:hanging="360"/>
+      </w:pPr>
+      <w:rPr>
+        <w:rFonts w:ascii="Wingdings" w:hAnsi="Wingdings" w:hint="default"/>
+        <w:sz w:val="20"/>
+      </w:rPr>
+    </w:lvl>
+    <w:lvl w:ilvl="5" w:tentative="1">
+      <w:start w:val="1"/>
+      <w:numFmt w:val="bullet"/>
+      <w:lvlText w:val=""/>
+      <w:lvlJc w:val="left"/>
+      <w:pPr>
+        <w:tabs>
+          <w:tab w:val="num" w:pos="4320"/>
+        </w:tabs>
+        <w:ind w:left="4320" w:hanging="360"/>
+      </w:pPr>
+      <w:rPr>
+        <w:rFonts w:ascii="Wingdings" w:hAnsi="Wingdings" w:hint="default"/>
+        <w:sz w:val="20"/>
+      </w:rPr>
+    </w:lvl>
+    <w:lvl w:ilvl="6" w:tentative="1">
+      <w:start w:val="1"/>
+      <w:numFmt w:val="bullet"/>
+      <w:lvlText w:val=""/>
+      <w:lvlJc w:val="left"/>
+      <w:pPr>
+        <w:tabs>
+          <w:tab w:val="num" w:pos="5040"/>
+        </w:tabs>
+        <w:ind w:left="5040" w:hanging="360"/>
+      </w:pPr>
+      <w:rPr>
+        <w:rFonts w:ascii="Wingdings" w:hAnsi="Wingdings" w:hint="default"/>
+        <w:sz w:val="20"/>
+      </w:rPr>
+    </w:lvl>
+    <w:lvl w:ilvl="7" w:tentative="1">
+      <w:start w:val="1"/>
+      <w:numFmt w:val="bullet"/>
+      <w:lvlText w:val=""/>
+      <w:lvlJc w:val="left"/>
+      <w:pPr>
+        <w:tabs>
+          <w:tab w:val="num" w:pos="5760"/>
+        </w:tabs>
+        <w:ind w:left="5760" w:hanging="360"/>
+      </w:pPr>
+      <w:rPr>
+        <w:rFonts w:ascii="Wingdings" w:hAnsi="Wingdings" w:hint="default"/>
+        <w:sz w:val="20"/>
+      </w:rPr>
+    </w:lvl>
+    <w:lvl w:ilvl="8" w:tentative="1">
+      <w:start w:val="1"/>
+      <w:numFmt w:val="bullet"/>
+      <w:lvlText w:val=""/>
+      <w:lvlJc w:val="left"/>
+      <w:pPr>
+        <w:tabs>
+          <w:tab w:val="num" w:pos="6480"/>
+        </w:tabs>
+        <w:ind w:left="6480" w:hanging="360"/>
+      </w:pPr>
+      <w:rPr>
+        <w:rFonts w:ascii="Wingdings" w:hAnsi="Wingdings" w:hint="default"/>
+        <w:sz w:val="20"/>
+      </w:rPr>
+    </w:lvl>
+  </w:abstractNum>
+  <w:abstractNum w:abstractNumId="15" w15:restartNumberingAfterBreak="0">
+    <w:nsid w:val="65164D0E"/>
+    <w:multiLevelType w:val="multilevel"/>
+    <w:tmpl w:val="B25E74BA"/>
+    <w:lvl w:ilvl="0">
+      <w:start w:val="1"/>
+      <w:numFmt w:val="bullet"/>
+      <w:lvlText w:val=""/>
+      <w:lvlJc w:val="left"/>
+      <w:pPr>
+        <w:tabs>
+          <w:tab w:val="num" w:pos="720"/>
+        </w:tabs>
+        <w:ind w:left="720" w:hanging="360"/>
+      </w:pPr>
+      <w:rPr>
+        <w:rFonts w:ascii="Symbol" w:hAnsi="Symbol" w:hint="default"/>
+        <w:sz w:val="20"/>
+      </w:rPr>
+    </w:lvl>
+    <w:lvl w:ilvl="1" w:tentative="1">
+      <w:start w:val="1"/>
+      <w:numFmt w:val="bullet"/>
+      <w:lvlText w:val="o"/>
+      <w:lvlJc w:val="left"/>
+      <w:pPr>
+        <w:tabs>
+          <w:tab w:val="num" w:pos="1440"/>
+        </w:tabs>
+        <w:ind w:left="1440" w:hanging="360"/>
+      </w:pPr>
+      <w:rPr>
+        <w:rFonts w:ascii="Courier New" w:hAnsi="Courier New" w:hint="default"/>
+        <w:sz w:val="20"/>
+      </w:rPr>
+    </w:lvl>
+    <w:lvl w:ilvl="2" w:tentative="1">
+      <w:start w:val="1"/>
+      <w:numFmt w:val="bullet"/>
+      <w:lvlText w:val=""/>
+      <w:lvlJc w:val="left"/>
+      <w:pPr>
+        <w:tabs>
+          <w:tab w:val="num" w:pos="2160"/>
+        </w:tabs>
+        <w:ind w:left="2160" w:hanging="360"/>
+      </w:pPr>
+      <w:rPr>
+        <w:rFonts w:ascii="Wingdings" w:hAnsi="Wingdings" w:hint="default"/>
+        <w:sz w:val="20"/>
+      </w:rPr>
+    </w:lvl>
+    <w:lvl w:ilvl="3" w:tentative="1">
+      <w:start w:val="1"/>
+      <w:numFmt w:val="bullet"/>
+      <w:lvlText w:val=""/>
+      <w:lvlJc w:val="left"/>
+      <w:pPr>
+        <w:tabs>
+          <w:tab w:val="num" w:pos="2880"/>
+        </w:tabs>
+        <w:ind w:left="2880" w:hanging="360"/>
+      </w:pPr>
+      <w:rPr>
+        <w:rFonts w:ascii="Wingdings" w:hAnsi="Wingdings" w:hint="default"/>
+        <w:sz w:val="20"/>
+      </w:rPr>
+    </w:lvl>
+    <w:lvl w:ilvl="4" w:tentative="1">
+      <w:start w:val="1"/>
+      <w:numFmt w:val="bullet"/>
+      <w:lvlText w:val=""/>
+      <w:lvlJc w:val="left"/>
+      <w:pPr>
+        <w:tabs>
+          <w:tab w:val="num" w:pos="3600"/>
+        </w:tabs>
+        <w:ind w:left="3600" w:hanging="360"/>
+      </w:pPr>
+      <w:rPr>
+        <w:rFonts w:ascii="Wingdings" w:hAnsi="Wingdings" w:hint="default"/>
+        <w:sz w:val="20"/>
+      </w:rPr>
+    </w:lvl>
+    <w:lvl w:ilvl="5" w:tentative="1">
+      <w:start w:val="1"/>
+      <w:numFmt w:val="bullet"/>
+      <w:lvlText w:val=""/>
+      <w:lvlJc w:val="left"/>
+      <w:pPr>
+        <w:tabs>
+          <w:tab w:val="num" w:pos="4320"/>
+        </w:tabs>
+        <w:ind w:left="4320" w:hanging="360"/>
+      </w:pPr>
+      <w:rPr>
+        <w:rFonts w:ascii="Wingdings" w:hAnsi="Wingdings" w:hint="default"/>
+        <w:sz w:val="20"/>
+      </w:rPr>
+    </w:lvl>
+    <w:lvl w:ilvl="6" w:tentative="1">
+      <w:start w:val="1"/>
+      <w:numFmt w:val="bullet"/>
+      <w:lvlText w:val=""/>
+      <w:lvlJc w:val="left"/>
+      <w:pPr>
+        <w:tabs>
+          <w:tab w:val="num" w:pos="5040"/>
+        </w:tabs>
+        <w:ind w:left="5040" w:hanging="360"/>
+      </w:pPr>
+      <w:rPr>
+        <w:rFonts w:ascii="Wingdings" w:hAnsi="Wingdings" w:hint="default"/>
+        <w:sz w:val="20"/>
+      </w:rPr>
+    </w:lvl>
+    <w:lvl w:ilvl="7" w:tentative="1">
+      <w:start w:val="1"/>
+      <w:numFmt w:val="bullet"/>
+      <w:lvlText w:val=""/>
+      <w:lvlJc w:val="left"/>
+      <w:pPr>
+        <w:tabs>
+          <w:tab w:val="num" w:pos="5760"/>
+        </w:tabs>
+        <w:ind w:left="5760" w:hanging="360"/>
+      </w:pPr>
+      <w:rPr>
+        <w:rFonts w:ascii="Wingdings" w:hAnsi="Wingdings" w:hint="default"/>
+        <w:sz w:val="20"/>
+      </w:rPr>
+    </w:lvl>
+    <w:lvl w:ilvl="8" w:tentative="1">
+      <w:start w:val="1"/>
+      <w:numFmt w:val="bullet"/>
+      <w:lvlText w:val=""/>
+      <w:lvlJc w:val="left"/>
+      <w:pPr>
+        <w:tabs>
+          <w:tab w:val="num" w:pos="6480"/>
+        </w:tabs>
+        <w:ind w:left="6480" w:hanging="360"/>
+      </w:pPr>
+      <w:rPr>
+        <w:rFonts w:ascii="Wingdings" w:hAnsi="Wingdings" w:hint="default"/>
+        <w:sz w:val="20"/>
+      </w:rPr>
+    </w:lvl>
+  </w:abstractNum>
+  <w:abstractNum w:abstractNumId="16" w15:restartNumberingAfterBreak="0">
     <w:nsid w:val="68AB4355"/>
     <w:multiLevelType w:val="hybridMultilevel"/>
     <w:tmpl w:val="0B203272"/>
@@ -3011,7 +4932,7 @@
       </w:pPr>
     </w:lvl>
   </w:abstractNum>
-  <w:abstractNum w:abstractNumId="14" w15:restartNumberingAfterBreak="0">
+  <w:abstractNum w:abstractNumId="17" w15:restartNumberingAfterBreak="0">
     <w:nsid w:val="73C517F0"/>
     <w:multiLevelType w:val="hybridMultilevel"/>
     <w:tmpl w:val="96A4C17C"/>
@@ -3100,7 +5021,7 @@
       </w:pPr>
     </w:lvl>
   </w:abstractNum>
-  <w:abstractNum w:abstractNumId="15" w15:restartNumberingAfterBreak="0">
+  <w:abstractNum w:abstractNumId="18" w15:restartNumberingAfterBreak="0">
     <w:nsid w:val="7C161BC3"/>
     <w:multiLevelType w:val="multilevel"/>
     <w:tmpl w:val="98D6B70A"/>
@@ -3256,45 +5177,54 @@
     <w:abstractNumId w:val="0"/>
   </w:num>
   <w:num w:numId="3" w16cid:durableId="1851019549">
+    <w:abstractNumId w:val="5"/>
+  </w:num>
+  <w:num w:numId="4" w16cid:durableId="1053962136">
+    <w:abstractNumId w:val="16"/>
+  </w:num>
+  <w:num w:numId="5" w16cid:durableId="27529680">
     <w:abstractNumId w:val="4"/>
   </w:num>
-  <w:num w:numId="4" w16cid:durableId="1053962136">
+  <w:num w:numId="6" w16cid:durableId="889995165">
+    <w:abstractNumId w:val="17"/>
+  </w:num>
+  <w:num w:numId="7" w16cid:durableId="448815605">
+    <w:abstractNumId w:val="11"/>
+  </w:num>
+  <w:num w:numId="8" w16cid:durableId="1743404620">
+    <w:abstractNumId w:val="8"/>
+  </w:num>
+  <w:num w:numId="9" w16cid:durableId="807473818">
+    <w:abstractNumId w:val="9"/>
+  </w:num>
+  <w:num w:numId="10" w16cid:durableId="1259169146">
+    <w:abstractNumId w:val="12"/>
+  </w:num>
+  <w:num w:numId="11" w16cid:durableId="329673226">
+    <w:abstractNumId w:val="10"/>
+  </w:num>
+  <w:num w:numId="12" w16cid:durableId="1381318789">
+    <w:abstractNumId w:val="7"/>
+  </w:num>
+  <w:num w:numId="13" w16cid:durableId="1415862762">
+    <w:abstractNumId w:val="18"/>
+  </w:num>
+  <w:num w:numId="14" w16cid:durableId="1613705481">
+    <w:abstractNumId w:val="6"/>
+  </w:num>
+  <w:num w:numId="15" w16cid:durableId="548802624">
     <w:abstractNumId w:val="13"/>
   </w:num>
-  <w:num w:numId="5" w16cid:durableId="27529680">
+  <w:num w:numId="16" w16cid:durableId="1116800729">
     <w:abstractNumId w:val="3"/>
   </w:num>
-  <w:num w:numId="6" w16cid:durableId="889995165">
+  <w:num w:numId="17" w16cid:durableId="850293943">
+    <w:abstractNumId w:val="15"/>
+  </w:num>
+  <w:num w:numId="18" w16cid:durableId="1442066458">
     <w:abstractNumId w:val="14"/>
   </w:num>
-  <w:num w:numId="7" w16cid:durableId="448815605">
-    <w:abstractNumId w:val="10"/>
-  </w:num>
-  <w:num w:numId="8" w16cid:durableId="1743404620">
-    <w:abstractNumId w:val="7"/>
-  </w:num>
-  <w:num w:numId="9" w16cid:durableId="807473818">
-    <w:abstractNumId w:val="8"/>
-  </w:num>
-  <w:num w:numId="10" w16cid:durableId="1259169146">
-    <w:abstractNumId w:val="11"/>
-  </w:num>
-  <w:num w:numId="11" w16cid:durableId="329673226">
-    <w:abstractNumId w:val="9"/>
-  </w:num>
-  <w:num w:numId="12" w16cid:durableId="1381318789">
-    <w:abstractNumId w:val="6"/>
-  </w:num>
-  <w:num w:numId="13" w16cid:durableId="1415862762">
-    <w:abstractNumId w:val="15"/>
-  </w:num>
-  <w:num w:numId="14" w16cid:durableId="1613705481">
-    <w:abstractNumId w:val="5"/>
-  </w:num>
-  <w:num w:numId="15" w16cid:durableId="548802624">
-    <w:abstractNumId w:val="12"/>
-  </w:num>
-  <w:num w:numId="16" w16cid:durableId="1116800729">
+  <w:num w:numId="19" w16cid:durableId="2032992812">
     <w:abstractNumId w:val="2"/>
   </w:num>
 </w:numbering>
@@ -4377,6 +6307,42 @@
       <w:contextualSpacing/>
     </w:pPr>
   </w:style>
+  <w:style w:type="paragraph" w:styleId="NormalWeb">
+    <w:name w:val="Normal (Web)"/>
+    <w:basedOn w:val="Normal"/>
+    <w:uiPriority w:val="99"/>
+    <w:semiHidden/>
+    <w:unhideWhenUsed/>
+    <w:rsid w:val="00100323"/>
+    <w:pPr>
+      <w:spacing w:before="100" w:beforeAutospacing="1" w:after="100" w:afterAutospacing="1" w:line="240" w:lineRule="auto"/>
+    </w:pPr>
+    <w:rPr>
+      <w:rFonts w:ascii="Times New Roman" w:eastAsia="Times New Roman" w:hAnsi="Times New Roman" w:cs="Times New Roman"/>
+      <w:color w:val="auto"/>
+      <w:sz w:val="24"/>
+      <w:szCs w:val="24"/>
+      <w:lang w:val="en-VN" w:eastAsia="en-US"/>
+    </w:rPr>
+  </w:style>
+  <w:style w:type="character" w:customStyle="1" w:styleId="apple-converted-space">
+    <w:name w:val="apple-converted-space"/>
+    <w:basedOn w:val="DefaultParagraphFont"/>
+    <w:rsid w:val="00100323"/>
+  </w:style>
+  <w:style w:type="character" w:styleId="HTMLCode">
+    <w:name w:val="HTML Code"/>
+    <w:basedOn w:val="DefaultParagraphFont"/>
+    <w:uiPriority w:val="99"/>
+    <w:semiHidden/>
+    <w:unhideWhenUsed/>
+    <w:rsid w:val="00100323"/>
+    <w:rPr>
+      <w:rFonts w:ascii="Courier New" w:eastAsia="Times New Roman" w:hAnsi="Courier New" w:cs="Courier New"/>
+      <w:sz w:val="20"/>
+      <w:szCs w:val="20"/>
+    </w:rPr>
+  </w:style>
 </w:styles>
 </file>
 

--- a/523c0012_LAB6_MVC.docx
+++ b/523c0012_LAB6_MVC.docx
@@ -106,7 +106,7 @@
           <w:szCs w:val="28"/>
         </w:rPr>
         <w:pict>
-          <v:rect id="_x0000_i1029" alt="" style="width:468pt;height:.05pt;mso-width-percent:0;mso-height-percent:0;mso-width-percent:0;mso-height-percent:0" o:hralign="center" o:hrstd="t" o:hr="t" fillcolor="#a0a0a0" stroked="f"/>
+          <v:rect id="_x0000_i1026" alt="" style="width:468pt;height:.05pt;mso-width-percent:0;mso-height-percent:0;mso-width-percent:0;mso-height-percent:0" o:hralign="center" o:hrstd="t" o:hr="t" fillcolor="#a0a0a0" stroked="f"/>
         </w:pict>
       </w:r>
     </w:p>
@@ -192,16 +192,55 @@
           <w:sz w:val="28"/>
           <w:szCs w:val="28"/>
         </w:rPr>
-        <w:t> Initialized the project environment on macOS using JetBrains Rider and set up a GitHub repository for version control</w:t>
-      </w:r>
-      <w:r>
-        <w:rPr>
-          <w:rFonts w:ascii="Times New Roman" w:eastAsia="Times New Roman" w:hAnsi="Times New Roman" w:cs="Times New Roman"/>
-          <w:color w:val="000000"/>
-          <w:sz w:val="28"/>
-          <w:szCs w:val="28"/>
-        </w:rPr>
-        <w:t xml:space="preserve"> instead of Visual Studio and SMSS</w:t>
+        <w:t> Initialized the project environment on macOS using JetBrains Rider and set up a repository for version control</w:t>
+      </w:r>
+      <w:r>
+        <w:rPr>
+          <w:rFonts w:ascii="Times New Roman" w:eastAsia="Times New Roman" w:hAnsi="Times New Roman" w:cs="Times New Roman"/>
+          <w:color w:val="000000"/>
+          <w:sz w:val="28"/>
+          <w:szCs w:val="28"/>
+          <w:lang w:val="vi-VN"/>
+        </w:rPr>
+        <w:t xml:space="preserve"> in my already created SoftửaeEngineering2026 repo</w:t>
+      </w:r>
+      <w:r>
+        <w:rPr>
+          <w:rFonts w:ascii="Times New Roman" w:eastAsia="Times New Roman" w:hAnsi="Times New Roman" w:cs="Times New Roman"/>
+          <w:color w:val="000000"/>
+          <w:sz w:val="28"/>
+          <w:szCs w:val="28"/>
+        </w:rPr>
+        <w:t xml:space="preserve"> instead of</w:t>
+      </w:r>
+      <w:r>
+        <w:rPr>
+          <w:rFonts w:ascii="Times New Roman" w:eastAsia="Times New Roman" w:hAnsi="Times New Roman" w:cs="Times New Roman"/>
+          <w:color w:val="000000"/>
+          <w:sz w:val="28"/>
+          <w:szCs w:val="28"/>
+          <w:lang w:val="vi-VN"/>
+        </w:rPr>
+        <w:t xml:space="preserve"> </w:t>
+      </w:r>
+      <w:r>
+        <w:rPr>
+          <w:rFonts w:ascii="Times New Roman" w:eastAsia="Times New Roman" w:hAnsi="Times New Roman" w:cs="Times New Roman"/>
+          <w:color w:val="000000"/>
+          <w:sz w:val="28"/>
+          <w:szCs w:val="28"/>
+        </w:rPr>
+        <w:t>Visual Studio and SMSS</w:t>
+      </w:r>
+      <w:r>
+        <w:rPr>
+          <w:rFonts w:ascii="Times New Roman" w:eastAsia="Times New Roman" w:hAnsi="Times New Roman" w:cs="Times New Roman"/>
+          <w:color w:val="000000"/>
+          <w:sz w:val="28"/>
+          <w:szCs w:val="28"/>
+          <w:lang w:val="vi-VN"/>
+        </w:rPr>
+        <w:t>.</w:t>
       </w:r>
     </w:p>
     <w:p>
@@ -261,6 +300,17 @@
           <w:szCs w:val="28"/>
         </w:rPr>
       </w:pPr>
+      <w:r>
+        <w:rPr>
+          <w:rFonts w:ascii="Times New Roman" w:eastAsia="Times New Roman" w:hAnsi="Times New Roman" w:cs="Times New Roman"/>
+          <w:b/>
+          <w:bCs/>
+          <w:color w:val="000000"/>
+          <w:sz w:val="28"/>
+          <w:szCs w:val="28"/>
+        </w:rPr>
+        <w:t>https://github.com/Thundercok/SoftwareEngineering2026/tree/main/Lab6</w:t>
+      </w:r>
     </w:p>
     <w:p>
       <w:pPr>
@@ -273,8 +323,70 @@
           <w:color w:val="000000"/>
           <w:sz w:val="28"/>
           <w:szCs w:val="28"/>
-        </w:rPr>
-      </w:pPr>
+          <w:lang w:val="vi-VN"/>
+        </w:rPr>
+      </w:pPr>
+      <w:r>
+        <w:rPr>
+          <w:rFonts w:ascii="Times New Roman" w:eastAsia="Times New Roman" w:hAnsi="Times New Roman" w:cs="Times New Roman"/>
+          <w:b/>
+          <w:bCs/>
+          <w:noProof/>
+          <w:color w:val="000000"/>
+          <w:sz w:val="28"/>
+          <w:szCs w:val="28"/>
+        </w:rPr>
+        <w:drawing>
+          <wp:inline distT="0" distB="0" distL="0" distR="0" wp14:anchorId="54A6EAFB" wp14:editId="229192F3">
+            <wp:extent cx="6457395" cy="2041742"/>
+            <wp:effectExtent l="0" t="0" r="0" b="3175"/>
+            <wp:docPr id="327056873" name="Picture 6"/>
+            <wp:cNvGraphicFramePr>
+              <a:graphicFrameLocks xmlns:a="http://schemas.openxmlformats.org/drawingml/2006/main" noChangeAspect="1"/>
+            </wp:cNvGraphicFramePr>
+            <a:graphic xmlns:a="http://schemas.openxmlformats.org/drawingml/2006/main">
+              <a:graphicData uri="http://schemas.openxmlformats.org/drawingml/2006/picture">
+                <pic:pic xmlns:pic="http://schemas.openxmlformats.org/drawingml/2006/picture">
+                  <pic:nvPicPr>
+                    <pic:cNvPr id="327056873" name="Picture 327056873"/>
+                    <pic:cNvPicPr/>
+                  </pic:nvPicPr>
+                  <pic:blipFill rotWithShape="1">
+                    <a:blip r:embed="rId7" cstate="print">
+                      <a:extLst>
+                        <a:ext uri="{28A0092B-C50C-407E-A947-70E740481C1C}">
+                          <a14:useLocalDpi xmlns:a14="http://schemas.microsoft.com/office/drawing/2010/main" val="0"/>
+                        </a:ext>
+                      </a:extLst>
+                    </a:blip>
+                    <a:srcRect b="47095"/>
+                    <a:stretch>
+                      <a:fillRect/>
+                    </a:stretch>
+                  </pic:blipFill>
+                  <pic:spPr bwMode="auto">
+                    <a:xfrm>
+                      <a:off x="0" y="0"/>
+                      <a:ext cx="6524508" cy="2062962"/>
+                    </a:xfrm>
+                    <a:prstGeom prst="rect">
+                      <a:avLst/>
+                    </a:prstGeom>
+                    <a:ln>
+                      <a:noFill/>
+                    </a:ln>
+                    <a:extLst>
+                      <a:ext uri="{53640926-AAD7-44D8-BBD7-CCE9431645EC}">
+                        <a14:shadowObscured xmlns:a14="http://schemas.microsoft.com/office/drawing/2010/main"/>
+                      </a:ext>
+                    </a:extLst>
+                  </pic:spPr>
+                </pic:pic>
+              </a:graphicData>
+            </a:graphic>
+          </wp:inline>
+        </w:drawing>
+      </w:r>
     </w:p>
     <w:p>
       <w:pPr>
@@ -289,6 +401,17 @@
           <w:szCs w:val="28"/>
         </w:rPr>
       </w:pPr>
+      <w:r>
+        <w:rPr>
+          <w:rFonts w:ascii="Times New Roman" w:eastAsia="Times New Roman" w:hAnsi="Times New Roman" w:cs="Times New Roman"/>
+          <w:b/>
+          <w:bCs/>
+          <w:color w:val="000000"/>
+          <w:sz w:val="28"/>
+          <w:szCs w:val="28"/>
+        </w:rPr>
+        <w:t>Exercise 2: School Management Web App</w:t>
+      </w:r>
     </w:p>
     <w:p>
       <w:pPr>
@@ -303,11 +426,7 @@
           <w:szCs w:val="28"/>
         </w:rPr>
       </w:pPr>
-    </w:p>
-    <w:p>
-      <w:pPr>
-        <w:spacing w:after="100" w:afterAutospacing="1" w:line="240" w:lineRule="auto"/>
-        <w:outlineLvl w:val="2"/>
+      <w:r>
         <w:rPr>
           <w:rFonts w:ascii="Times New Roman" w:eastAsia="Times New Roman" w:hAnsi="Times New Roman" w:cs="Times New Roman"/>
           <w:b/>
@@ -316,12 +435,31 @@
           <w:sz w:val="28"/>
           <w:szCs w:val="28"/>
         </w:rPr>
-      </w:pPr>
+        <w:lastRenderedPageBreak/>
+        <w:t>Description:</w:t>
+      </w:r>
+      <w:r>
+        <w:rPr>
+          <w:rFonts w:ascii="Times New Roman" w:eastAsia="Times New Roman" w:hAnsi="Times New Roman" w:cs="Times New Roman"/>
+          <w:color w:val="000000"/>
+          <w:sz w:val="28"/>
+          <w:szCs w:val="28"/>
+        </w:rPr>
+        <w:t> Developed a functional student management system.</w:t>
+      </w:r>
     </w:p>
     <w:p>
       <w:pPr>
         <w:spacing w:after="100" w:afterAutospacing="1" w:line="240" w:lineRule="auto"/>
-        <w:outlineLvl w:val="2"/>
+        <w:ind w:left="720"/>
+        <w:rPr>
+          <w:rFonts w:ascii="Times New Roman" w:eastAsia="Times New Roman" w:hAnsi="Times New Roman" w:cs="Times New Roman"/>
+          <w:color w:val="000000"/>
+          <w:sz w:val="28"/>
+          <w:szCs w:val="28"/>
+        </w:rPr>
+      </w:pPr>
+      <w:r>
         <w:rPr>
           <w:rFonts w:ascii="Times New Roman" w:eastAsia="Times New Roman" w:hAnsi="Times New Roman" w:cs="Times New Roman"/>
           <w:b/>
@@ -330,94 +468,16 @@
           <w:sz w:val="28"/>
           <w:szCs w:val="28"/>
         </w:rPr>
-      </w:pPr>
-    </w:p>
-    <w:p>
-      <w:pPr>
-        <w:spacing w:after="100" w:afterAutospacing="1" w:line="240" w:lineRule="auto"/>
-        <w:outlineLvl w:val="2"/>
-        <w:rPr>
-          <w:rFonts w:ascii="Times New Roman" w:eastAsia="Times New Roman" w:hAnsi="Times New Roman" w:cs="Times New Roman"/>
-          <w:b/>
-          <w:bCs/>
-          <w:color w:val="000000"/>
-          <w:sz w:val="28"/>
-          <w:szCs w:val="28"/>
-        </w:rPr>
-      </w:pPr>
-    </w:p>
-    <w:p>
-      <w:pPr>
-        <w:spacing w:after="100" w:afterAutospacing="1" w:line="240" w:lineRule="auto"/>
-        <w:outlineLvl w:val="2"/>
-        <w:rPr>
-          <w:rFonts w:ascii="Times New Roman" w:eastAsia="Times New Roman" w:hAnsi="Times New Roman" w:cs="Times New Roman"/>
-          <w:b/>
-          <w:bCs/>
-          <w:color w:val="000000"/>
-          <w:sz w:val="28"/>
-          <w:szCs w:val="28"/>
-        </w:rPr>
-      </w:pPr>
-    </w:p>
-    <w:p>
-      <w:pPr>
-        <w:spacing w:after="100" w:afterAutospacing="1" w:line="240" w:lineRule="auto"/>
-        <w:outlineLvl w:val="2"/>
-        <w:rPr>
-          <w:rFonts w:ascii="Times New Roman" w:eastAsia="Times New Roman" w:hAnsi="Times New Roman" w:cs="Times New Roman"/>
-          <w:b/>
-          <w:bCs/>
-          <w:color w:val="000000"/>
-          <w:sz w:val="28"/>
-          <w:szCs w:val="28"/>
-        </w:rPr>
-      </w:pPr>
-      <w:r>
-        <w:rPr>
-          <w:rFonts w:ascii="Times New Roman" w:eastAsia="Times New Roman" w:hAnsi="Times New Roman" w:cs="Times New Roman"/>
-          <w:b/>
-          <w:bCs/>
-          <w:color w:val="000000"/>
-          <w:sz w:val="28"/>
-          <w:szCs w:val="28"/>
-        </w:rPr>
-        <w:lastRenderedPageBreak/>
-        <w:t>Exercise 2: School Management Web App</w:t>
-      </w:r>
-    </w:p>
-    <w:p>
-      <w:pPr>
-        <w:spacing w:after="100" w:afterAutospacing="1" w:line="240" w:lineRule="auto"/>
-        <w:outlineLvl w:val="2"/>
-        <w:rPr>
-          <w:rFonts w:ascii="Times New Roman" w:eastAsia="Times New Roman" w:hAnsi="Times New Roman" w:cs="Times New Roman"/>
-          <w:b/>
-          <w:bCs/>
-          <w:color w:val="000000"/>
-          <w:sz w:val="28"/>
-          <w:szCs w:val="28"/>
-        </w:rPr>
-      </w:pPr>
-      <w:r>
-        <w:rPr>
-          <w:rFonts w:ascii="Times New Roman" w:eastAsia="Times New Roman" w:hAnsi="Times New Roman" w:cs="Times New Roman"/>
-          <w:b/>
-          <w:bCs/>
-          <w:color w:val="000000"/>
-          <w:sz w:val="28"/>
-          <w:szCs w:val="28"/>
-        </w:rPr>
-        <w:t>Description:</w:t>
-      </w:r>
-      <w:r>
-        <w:rPr>
-          <w:rFonts w:ascii="Times New Roman" w:eastAsia="Times New Roman" w:hAnsi="Times New Roman" w:cs="Times New Roman"/>
-          <w:color w:val="000000"/>
-          <w:sz w:val="28"/>
-          <w:szCs w:val="28"/>
-        </w:rPr>
-        <w:t> Developed a functional student management system.</w:t>
+        <w:t>Step 1:</w:t>
+      </w:r>
+      <w:r>
+        <w:rPr>
+          <w:rFonts w:ascii="Times New Roman" w:eastAsia="Times New Roman" w:hAnsi="Times New Roman" w:cs="Times New Roman"/>
+          <w:color w:val="000000"/>
+          <w:sz w:val="28"/>
+          <w:szCs w:val="28"/>
+        </w:rPr>
+        <w:t> Created StudentsDB and tblStudents in a SQL Server Docker container.</w:t>
       </w:r>
     </w:p>
     <w:p>
@@ -429,38 +489,7 @@
           <w:color w:val="000000"/>
           <w:sz w:val="28"/>
           <w:szCs w:val="28"/>
-        </w:rPr>
-      </w:pPr>
-      <w:r>
-        <w:rPr>
-          <w:rFonts w:ascii="Times New Roman" w:eastAsia="Times New Roman" w:hAnsi="Times New Roman" w:cs="Times New Roman"/>
-          <w:b/>
-          <w:bCs/>
-          <w:color w:val="000000"/>
-          <w:sz w:val="28"/>
-          <w:szCs w:val="28"/>
-        </w:rPr>
-        <w:t>Step 1:</w:t>
-      </w:r>
-      <w:r>
-        <w:rPr>
-          <w:rFonts w:ascii="Times New Roman" w:eastAsia="Times New Roman" w:hAnsi="Times New Roman" w:cs="Times New Roman"/>
-          <w:color w:val="000000"/>
-          <w:sz w:val="28"/>
-          <w:szCs w:val="28"/>
-        </w:rPr>
-        <w:t> Created StudentsDB and tblStudents in a SQL Server Docker container.</w:t>
-      </w:r>
-    </w:p>
-    <w:p>
-      <w:pPr>
-        <w:spacing w:after="100" w:afterAutospacing="1" w:line="240" w:lineRule="auto"/>
-        <w:ind w:left="720"/>
-        <w:rPr>
-          <w:rFonts w:ascii="Times New Roman" w:eastAsia="Times New Roman" w:hAnsi="Times New Roman" w:cs="Times New Roman"/>
-          <w:color w:val="000000"/>
-          <w:sz w:val="28"/>
-          <w:szCs w:val="28"/>
+          <w:lang w:val="vi-VN"/>
         </w:rPr>
       </w:pPr>
       <w:r>
@@ -473,7 +502,7 @@
         </w:rPr>
         <w:drawing>
           <wp:inline distT="0" distB="0" distL="0" distR="0">
-            <wp:extent cx="5480137" cy="3159861"/>
+            <wp:extent cx="2506827" cy="1445443"/>
             <wp:effectExtent l="0" t="0" r="0" b="2540"/>
             <wp:docPr id="985788173" name="Picture 4"/>
             <wp:cNvGraphicFramePr>
@@ -484,118 +513,6 @@
                 <pic:pic xmlns:pic="http://schemas.openxmlformats.org/drawingml/2006/picture">
                   <pic:nvPicPr>
                     <pic:cNvPr id="985788173" name="Picture 985788173"/>
-                    <pic:cNvPicPr/>
-                  </pic:nvPicPr>
-                  <pic:blipFill>
-                    <a:blip r:embed="rId7" cstate="print">
-                      <a:extLst>
-                        <a:ext uri="{28A0092B-C50C-407E-A947-70E740481C1C}">
-                          <a14:useLocalDpi xmlns:a14="http://schemas.microsoft.com/office/drawing/2010/main" val="0"/>
-                        </a:ext>
-                      </a:extLst>
-                    </a:blip>
-                    <a:stretch>
-                      <a:fillRect/>
-                    </a:stretch>
-                  </pic:blipFill>
-                  <pic:spPr>
-                    <a:xfrm>
-                      <a:off x="0" y="0"/>
-                      <a:ext cx="5500894" cy="3171829"/>
-                    </a:xfrm>
-                    <a:prstGeom prst="rect">
-                      <a:avLst/>
-                    </a:prstGeom>
-                  </pic:spPr>
-                </pic:pic>
-              </a:graphicData>
-            </a:graphic>
-          </wp:inline>
-        </w:drawing>
-      </w:r>
-    </w:p>
-    <w:p>
-      <w:pPr>
-        <w:spacing w:after="100" w:afterAutospacing="1" w:line="240" w:lineRule="auto"/>
-        <w:ind w:left="720"/>
-        <w:rPr>
-          <w:rFonts w:ascii="Times New Roman" w:eastAsia="Times New Roman" w:hAnsi="Times New Roman" w:cs="Times New Roman"/>
-          <w:color w:val="000000"/>
-          <w:sz w:val="28"/>
-          <w:szCs w:val="28"/>
-        </w:rPr>
-      </w:pPr>
-      <w:r>
-        <w:rPr>
-          <w:rFonts w:ascii="Times New Roman" w:eastAsia="Times New Roman" w:hAnsi="Times New Roman" w:cs="Times New Roman"/>
-          <w:b/>
-          <w:bCs/>
-          <w:color w:val="000000"/>
-          <w:sz w:val="28"/>
-          <w:szCs w:val="28"/>
-        </w:rPr>
-        <w:t>Step 2:</w:t>
-      </w:r>
-      <w:r>
-        <w:rPr>
-          <w:rFonts w:ascii="Times New Roman" w:eastAsia="Times New Roman" w:hAnsi="Times New Roman" w:cs="Times New Roman"/>
-          <w:color w:val="000000"/>
-          <w:sz w:val="28"/>
-          <w:szCs w:val="28"/>
-        </w:rPr>
-        <w:t> Scaffolded the database into the project to</w:t>
-      </w:r>
-      <w:r>
-        <w:rPr>
-          <w:rFonts w:ascii="Times New Roman" w:eastAsia="Times New Roman" w:hAnsi="Times New Roman" w:cs="Times New Roman"/>
-          <w:color w:val="000000"/>
-          <w:sz w:val="28"/>
-          <w:szCs w:val="28"/>
-        </w:rPr>
-        <w:t xml:space="preserve"> </w:t>
-      </w:r>
-      <w:r>
-        <w:rPr>
-          <w:rFonts w:ascii="Times New Roman" w:eastAsia="Times New Roman" w:hAnsi="Times New Roman" w:cs="Times New Roman"/>
-          <w:color w:val="000000"/>
-          <w:sz w:val="28"/>
-          <w:szCs w:val="28"/>
-        </w:rPr>
-        <w:t>create StudentsDbContext and tblStudents models.</w:t>
-      </w:r>
-    </w:p>
-    <w:p>
-      <w:pPr>
-        <w:spacing w:after="100" w:afterAutospacing="1" w:line="240" w:lineRule="auto"/>
-        <w:ind w:left="720"/>
-        <w:rPr>
-          <w:rFonts w:ascii="Times New Roman" w:eastAsia="Times New Roman" w:hAnsi="Times New Roman" w:cs="Times New Roman"/>
-          <w:color w:val="000000"/>
-          <w:sz w:val="28"/>
-          <w:szCs w:val="28"/>
-        </w:rPr>
-      </w:pPr>
-      <w:r>
-        <w:rPr>
-          <w:rFonts w:ascii="Times New Roman" w:eastAsia="Times New Roman" w:hAnsi="Times New Roman" w:cs="Times New Roman"/>
-          <w:noProof/>
-          <w:color w:val="000000"/>
-          <w:sz w:val="28"/>
-          <w:szCs w:val="28"/>
-        </w:rPr>
-        <w:drawing>
-          <wp:inline distT="0" distB="0" distL="0" distR="0">
-            <wp:extent cx="5943600" cy="1477010"/>
-            <wp:effectExtent l="0" t="0" r="0" b="0"/>
-            <wp:docPr id="2130974476" name="Picture 5"/>
-            <wp:cNvGraphicFramePr>
-              <a:graphicFrameLocks xmlns:a="http://schemas.openxmlformats.org/drawingml/2006/main" noChangeAspect="1"/>
-            </wp:cNvGraphicFramePr>
-            <a:graphic xmlns:a="http://schemas.openxmlformats.org/drawingml/2006/main">
-              <a:graphicData uri="http://schemas.openxmlformats.org/drawingml/2006/picture">
-                <pic:pic xmlns:pic="http://schemas.openxmlformats.org/drawingml/2006/picture">
-                  <pic:nvPicPr>
-                    <pic:cNvPr id="2130974476" name="Picture 2130974476"/>
                     <pic:cNvPicPr/>
                   </pic:nvPicPr>
                   <pic:blipFill>
@@ -613,7 +530,7 @@
                   <pic:spPr>
                     <a:xfrm>
                       <a:off x="0" y="0"/>
-                      <a:ext cx="5943600" cy="1477010"/>
+                      <a:ext cx="2630001" cy="1516465"/>
                     </a:xfrm>
                     <a:prstGeom prst="rect">
                       <a:avLst/>
@@ -625,6 +542,56 @@
           </wp:inline>
         </w:drawing>
       </w:r>
+      <w:r>
+        <w:rPr>
+          <w:rFonts w:ascii="Times New Roman" w:eastAsia="Times New Roman" w:hAnsi="Times New Roman" w:cs="Times New Roman"/>
+          <w:noProof/>
+          <w:color w:val="000000"/>
+          <w:sz w:val="28"/>
+          <w:szCs w:val="28"/>
+        </w:rPr>
+        <w:drawing>
+          <wp:inline distT="0" distB="0" distL="0" distR="0" wp14:anchorId="24B619F7" wp14:editId="790EF0EB">
+            <wp:extent cx="2863714" cy="1438893"/>
+            <wp:effectExtent l="0" t="0" r="0" b="0"/>
+            <wp:docPr id="957701386" name="Picture 8"/>
+            <wp:cNvGraphicFramePr>
+              <a:graphicFrameLocks xmlns:a="http://schemas.openxmlformats.org/drawingml/2006/main" noChangeAspect="1"/>
+            </wp:cNvGraphicFramePr>
+            <a:graphic xmlns:a="http://schemas.openxmlformats.org/drawingml/2006/main">
+              <a:graphicData uri="http://schemas.openxmlformats.org/drawingml/2006/picture">
+                <pic:pic xmlns:pic="http://schemas.openxmlformats.org/drawingml/2006/picture">
+                  <pic:nvPicPr>
+                    <pic:cNvPr id="957701386" name="Picture 957701386"/>
+                    <pic:cNvPicPr/>
+                  </pic:nvPicPr>
+                  <pic:blipFill>
+                    <a:blip r:embed="rId9" cstate="print">
+                      <a:extLst>
+                        <a:ext uri="{28A0092B-C50C-407E-A947-70E740481C1C}">
+                          <a14:useLocalDpi xmlns:a14="http://schemas.microsoft.com/office/drawing/2010/main" val="0"/>
+                        </a:ext>
+                      </a:extLst>
+                    </a:blip>
+                    <a:stretch>
+                      <a:fillRect/>
+                    </a:stretch>
+                  </pic:blipFill>
+                  <pic:spPr>
+                    <a:xfrm>
+                      <a:off x="0" y="0"/>
+                      <a:ext cx="2964046" cy="1489306"/>
+                    </a:xfrm>
+                    <a:prstGeom prst="rect">
+                      <a:avLst/>
+                    </a:prstGeom>
+                  </pic:spPr>
+                </pic:pic>
+              </a:graphicData>
+            </a:graphic>
+          </wp:inline>
+        </w:drawing>
+      </w:r>
     </w:p>
     <w:p>
       <w:pPr>
@@ -637,6 +604,44 @@
           <w:szCs w:val="28"/>
         </w:rPr>
       </w:pPr>
+      <w:r>
+        <w:rPr>
+          <w:rFonts w:ascii="Times New Roman" w:eastAsia="Times New Roman" w:hAnsi="Times New Roman" w:cs="Times New Roman"/>
+          <w:b/>
+          <w:bCs/>
+          <w:color w:val="000000"/>
+          <w:sz w:val="28"/>
+          <w:szCs w:val="28"/>
+        </w:rPr>
+        <w:t>Step 2:</w:t>
+      </w:r>
+      <w:r>
+        <w:rPr>
+          <w:rFonts w:ascii="Times New Roman" w:eastAsia="Times New Roman" w:hAnsi="Times New Roman" w:cs="Times New Roman"/>
+          <w:color w:val="000000"/>
+          <w:sz w:val="28"/>
+          <w:szCs w:val="28"/>
+        </w:rPr>
+        <w:t> Scaffolded the database into the project to</w:t>
+      </w:r>
+      <w:r>
+        <w:rPr>
+          <w:rFonts w:ascii="Times New Roman" w:eastAsia="Times New Roman" w:hAnsi="Times New Roman" w:cs="Times New Roman"/>
+          <w:color w:val="000000"/>
+          <w:sz w:val="28"/>
+          <w:szCs w:val="28"/>
+        </w:rPr>
+        <w:t xml:space="preserve"> </w:t>
+      </w:r>
+      <w:r>
+        <w:rPr>
+          <w:rFonts w:ascii="Times New Roman" w:eastAsia="Times New Roman" w:hAnsi="Times New Roman" w:cs="Times New Roman"/>
+          <w:color w:val="000000"/>
+          <w:sz w:val="28"/>
+          <w:szCs w:val="28"/>
+        </w:rPr>
+        <w:t>create StudentsDbContext and tblStudents models.</w:t>
+      </w:r>
     </w:p>
     <w:p>
       <w:pPr>
@@ -647,8 +652,109 @@
           <w:color w:val="000000"/>
           <w:sz w:val="28"/>
           <w:szCs w:val="28"/>
-        </w:rPr>
-      </w:pPr>
+          <w:lang w:val="vi-VN"/>
+        </w:rPr>
+      </w:pPr>
+      <w:r>
+        <w:rPr>
+          <w:rFonts w:ascii="Times New Roman" w:eastAsia="Times New Roman" w:hAnsi="Times New Roman" w:cs="Times New Roman"/>
+          <w:noProof/>
+          <w:color w:val="000000"/>
+          <w:sz w:val="28"/>
+          <w:szCs w:val="28"/>
+        </w:rPr>
+        <w:drawing>
+          <wp:inline distT="0" distB="0" distL="0" distR="0">
+            <wp:extent cx="5279303" cy="1311930"/>
+            <wp:effectExtent l="0" t="0" r="4445" b="0"/>
+            <wp:docPr id="2130974476" name="Picture 5"/>
+            <wp:cNvGraphicFramePr>
+              <a:graphicFrameLocks xmlns:a="http://schemas.openxmlformats.org/drawingml/2006/main" noChangeAspect="1"/>
+            </wp:cNvGraphicFramePr>
+            <a:graphic xmlns:a="http://schemas.openxmlformats.org/drawingml/2006/main">
+              <a:graphicData uri="http://schemas.openxmlformats.org/drawingml/2006/picture">
+                <pic:pic xmlns:pic="http://schemas.openxmlformats.org/drawingml/2006/picture">
+                  <pic:nvPicPr>
+                    <pic:cNvPr id="2130974476" name="Picture 2130974476"/>
+                    <pic:cNvPicPr/>
+                  </pic:nvPicPr>
+                  <pic:blipFill>
+                    <a:blip r:embed="rId10" cstate="print">
+                      <a:extLst>
+                        <a:ext uri="{28A0092B-C50C-407E-A947-70E740481C1C}">
+                          <a14:useLocalDpi xmlns:a14="http://schemas.microsoft.com/office/drawing/2010/main" val="0"/>
+                        </a:ext>
+                      </a:extLst>
+                    </a:blip>
+                    <a:stretch>
+                      <a:fillRect/>
+                    </a:stretch>
+                  </pic:blipFill>
+                  <pic:spPr>
+                    <a:xfrm>
+                      <a:off x="0" y="0"/>
+                      <a:ext cx="5506148" cy="1368302"/>
+                    </a:xfrm>
+                    <a:prstGeom prst="rect">
+                      <a:avLst/>
+                    </a:prstGeom>
+                  </pic:spPr>
+                </pic:pic>
+              </a:graphicData>
+            </a:graphic>
+          </wp:inline>
+        </w:drawing>
+      </w:r>
+      <w:r>
+        <w:rPr>
+          <w:rFonts w:ascii="Times New Roman" w:eastAsia="Times New Roman" w:hAnsi="Times New Roman" w:cs="Times New Roman"/>
+          <w:noProof/>
+          <w:color w:val="000000"/>
+          <w:sz w:val="28"/>
+          <w:szCs w:val="28"/>
+        </w:rPr>
+        <w:drawing>
+          <wp:inline distT="0" distB="0" distL="0" distR="0" wp14:anchorId="395F03D2" wp14:editId="0D226589">
+            <wp:extent cx="5239416" cy="1427967"/>
+            <wp:effectExtent l="0" t="0" r="0" b="0"/>
+            <wp:docPr id="1238636735" name="Picture 7"/>
+            <wp:cNvGraphicFramePr>
+              <a:graphicFrameLocks xmlns:a="http://schemas.openxmlformats.org/drawingml/2006/main" noChangeAspect="1"/>
+            </wp:cNvGraphicFramePr>
+            <a:graphic xmlns:a="http://schemas.openxmlformats.org/drawingml/2006/main">
+              <a:graphicData uri="http://schemas.openxmlformats.org/drawingml/2006/picture">
+                <pic:pic xmlns:pic="http://schemas.openxmlformats.org/drawingml/2006/picture">
+                  <pic:nvPicPr>
+                    <pic:cNvPr id="1238636735" name="Picture 1238636735"/>
+                    <pic:cNvPicPr/>
+                  </pic:nvPicPr>
+                  <pic:blipFill>
+                    <a:blip r:embed="rId11" cstate="print">
+                      <a:extLst>
+                        <a:ext uri="{28A0092B-C50C-407E-A947-70E740481C1C}">
+                          <a14:useLocalDpi xmlns:a14="http://schemas.microsoft.com/office/drawing/2010/main" val="0"/>
+                        </a:ext>
+                      </a:extLst>
+                    </a:blip>
+                    <a:stretch>
+                      <a:fillRect/>
+                    </a:stretch>
+                  </pic:blipFill>
+                  <pic:spPr>
+                    <a:xfrm flipV="1">
+                      <a:off x="0" y="0"/>
+                      <a:ext cx="5597177" cy="1525472"/>
+                    </a:xfrm>
+                    <a:prstGeom prst="rect">
+                      <a:avLst/>
+                    </a:prstGeom>
+                  </pic:spPr>
+                </pic:pic>
+              </a:graphicData>
+            </a:graphic>
+          </wp:inline>
+        </w:drawing>
+      </w:r>
     </w:p>
     <w:p>
       <w:pPr>
@@ -657,6 +763,7 @@
           <w:numId w:val="10"/>
         </w:numPr>
         <w:spacing w:after="100" w:afterAutospacing="1" w:line="240" w:lineRule="auto"/>
+        <w:ind w:left="720"/>
         <w:rPr>
           <w:rFonts w:ascii="Times New Roman" w:eastAsia="Times New Roman" w:hAnsi="Times New Roman" w:cs="Times New Roman"/>
           <w:color w:val="000000"/>
@@ -682,24 +789,42 @@
           <w:sz w:val="28"/>
           <w:szCs w:val="28"/>
         </w:rPr>
-        <w:t> Generated the StudentsController and CRUD views (Index, Create, Edit, Delete).</w:t>
-      </w:r>
-    </w:p>
-    <w:p>
-      <w:pPr>
-        <w:numPr>
-          <w:ilvl w:val="1"/>
-          <w:numId w:val="10"/>
-        </w:numPr>
+        <w:t> Generated the StudentsController and CRUD views (Index, Create, Edit, Delete)</w:t>
+      </w:r>
+      <w:r>
+        <w:rPr>
+          <w:rFonts w:ascii="Times New Roman" w:eastAsia="Times New Roman" w:hAnsi="Times New Roman" w:cs="Times New Roman"/>
+          <w:color w:val="000000"/>
+          <w:sz w:val="28"/>
+          <w:szCs w:val="28"/>
+          <w:lang w:val="vi-VN"/>
+        </w:rPr>
+        <w:t xml:space="preserve"> &amp;</w:t>
+      </w:r>
+      <w:r>
+        <w:rPr>
+          <w:rFonts w:ascii="Times New Roman" w:eastAsia="Times New Roman" w:hAnsi="Times New Roman" w:cs="Times New Roman"/>
+          <w:color w:val="000000"/>
+          <w:sz w:val="28"/>
+          <w:szCs w:val="28"/>
+        </w:rPr>
+        <w:t> Customized the UI using Bootstrap</w:t>
+      </w:r>
+      <w:r>
+        <w:rPr>
+          <w:rFonts w:ascii="Times New Roman" w:eastAsia="Times New Roman" w:hAnsi="Times New Roman" w:cs="Times New Roman"/>
+          <w:color w:val="000000"/>
+          <w:sz w:val="28"/>
+          <w:szCs w:val="28"/>
+          <w:lang w:val="vi-VN"/>
+        </w:rPr>
+        <w:t>.</w:t>
+      </w:r>
+    </w:p>
+    <w:p>
+      <w:pPr>
         <w:spacing w:after="100" w:afterAutospacing="1" w:line="240" w:lineRule="auto"/>
-        <w:rPr>
-          <w:rFonts w:ascii="Times New Roman" w:eastAsia="Times New Roman" w:hAnsi="Times New Roman" w:cs="Times New Roman"/>
-          <w:color w:val="000000"/>
-          <w:sz w:val="28"/>
-          <w:szCs w:val="28"/>
-        </w:rPr>
-      </w:pPr>
-      <w:r>
+        <w:outlineLvl w:val="1"/>
         <w:rPr>
           <w:rFonts w:ascii="Times New Roman" w:eastAsia="Times New Roman" w:hAnsi="Times New Roman" w:cs="Times New Roman"/>
           <w:b/>
@@ -707,43 +832,7 @@
           <w:color w:val="000000"/>
           <w:sz w:val="28"/>
           <w:szCs w:val="28"/>
-        </w:rPr>
-        <w:t>Step 4:</w:t>
-      </w:r>
-      <w:r>
-        <w:rPr>
-          <w:rFonts w:ascii="Times New Roman" w:eastAsia="Times New Roman" w:hAnsi="Times New Roman" w:cs="Times New Roman"/>
-          <w:color w:val="000000"/>
-          <w:sz w:val="28"/>
-          <w:szCs w:val="28"/>
-        </w:rPr>
-        <w:t> Customized the UI using Bootstrap for a professional look.</w:t>
-      </w:r>
-    </w:p>
-    <w:p>
-      <w:pPr>
-        <w:spacing w:after="100" w:afterAutospacing="1" w:line="240" w:lineRule="auto"/>
-        <w:ind w:left="720"/>
-        <w:rPr>
-          <w:rFonts w:ascii="Times New Roman" w:eastAsia="Times New Roman" w:hAnsi="Times New Roman" w:cs="Times New Roman"/>
-          <w:color w:val="000000"/>
-          <w:sz w:val="28"/>
-          <w:szCs w:val="28"/>
-        </w:rPr>
-      </w:pPr>
-    </w:p>
-    <w:p>
-      <w:pPr>
-        <w:numPr>
-          <w:ilvl w:val="0"/>
-          <w:numId w:val="10"/>
-        </w:numPr>
-        <w:spacing w:after="100" w:afterAutospacing="1" w:line="240" w:lineRule="auto"/>
-        <w:rPr>
-          <w:rFonts w:ascii="Times New Roman" w:eastAsia="Times New Roman" w:hAnsi="Times New Roman" w:cs="Times New Roman"/>
-          <w:color w:val="000000"/>
-          <w:sz w:val="28"/>
-          <w:szCs w:val="28"/>
+          <w:lang w:val="vi-VN"/>
         </w:rPr>
       </w:pPr>
       <w:r>
@@ -751,44 +840,53 @@
           <w:rFonts w:ascii="Times New Roman" w:eastAsia="Times New Roman" w:hAnsi="Times New Roman" w:cs="Times New Roman"/>
           <w:b/>
           <w:bCs/>
-          <w:color w:val="000000"/>
-          <w:sz w:val="28"/>
-          <w:szCs w:val="28"/>
-        </w:rPr>
-        <w:t>What I Learned:</w:t>
-      </w:r>
-      <w:r>
-        <w:rPr>
-          <w:rFonts w:ascii="Times New Roman" w:eastAsia="Times New Roman" w:hAnsi="Times New Roman" w:cs="Times New Roman"/>
-          <w:color w:val="000000"/>
-          <w:sz w:val="28"/>
-          <w:szCs w:val="28"/>
-        </w:rPr>
-        <w:t> The importance of C# case sensitivity, the MVC request lifecycle, and how Entity Framework maps database tables to C# classes.</w:t>
-      </w:r>
-    </w:p>
-    <w:p>
-      <w:pPr>
-        <w:spacing w:after="0" w:line="240" w:lineRule="auto"/>
-        <w:rPr>
-          <w:rFonts w:ascii="Times New Roman" w:eastAsia="Times New Roman" w:hAnsi="Times New Roman" w:cs="Times New Roman"/>
-          <w:color w:val="000000"/>
-          <w:sz w:val="28"/>
-          <w:szCs w:val="28"/>
-        </w:rPr>
-      </w:pPr>
-      <w:r>
-        <w:rPr>
           <w:noProof/>
-        </w:rPr>
-      </w:r>
-      <w:r>
-        <w:pict>
-          <v:rect id="Horizontal Line 6" o:spid="_x0000_s2052" style="width:468pt;height:.1pt;visibility:visible;mso-wrap-style:square;mso-left-percent:-10001;mso-top-percent:-10001;mso-position-horizontal:absolute;mso-position-horizontal-relative:char;mso-position-vertical:absolute;mso-position-vertical-relative:line;mso-left-percent:-10001;mso-top-percent:-10001;v-text-anchor:top" o:gfxdata="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" filled="f">
-            <o:lock v:ext="edit" rotation="t" aspectratio="t" verticies="t" text="t" shapetype="t"/>
-            <w10:anchorlock/>
-          </v:rect>
-        </w:pict>
+          <w:color w:val="000000"/>
+          <w:sz w:val="28"/>
+          <w:szCs w:val="28"/>
+          <w:lang w:val="vi-VN"/>
+        </w:rPr>
+        <w:drawing>
+          <wp:inline distT="0" distB="0" distL="0" distR="0">
+            <wp:extent cx="5943600" cy="1664335"/>
+            <wp:effectExtent l="0" t="0" r="0" b="0"/>
+            <wp:docPr id="2022204368" name="Picture 9"/>
+            <wp:cNvGraphicFramePr>
+              <a:graphicFrameLocks xmlns:a="http://schemas.openxmlformats.org/drawingml/2006/main" noChangeAspect="1"/>
+            </wp:cNvGraphicFramePr>
+            <a:graphic xmlns:a="http://schemas.openxmlformats.org/drawingml/2006/main">
+              <a:graphicData uri="http://schemas.openxmlformats.org/drawingml/2006/picture">
+                <pic:pic xmlns:pic="http://schemas.openxmlformats.org/drawingml/2006/picture">
+                  <pic:nvPicPr>
+                    <pic:cNvPr id="2022204368" name="Picture 2022204368"/>
+                    <pic:cNvPicPr/>
+                  </pic:nvPicPr>
+                  <pic:blipFill>
+                    <a:blip r:embed="rId12" cstate="print">
+                      <a:extLst>
+                        <a:ext uri="{28A0092B-C50C-407E-A947-70E740481C1C}">
+                          <a14:useLocalDpi xmlns:a14="http://schemas.microsoft.com/office/drawing/2010/main" val="0"/>
+                        </a:ext>
+                      </a:extLst>
+                    </a:blip>
+                    <a:stretch>
+                      <a:fillRect/>
+                    </a:stretch>
+                  </pic:blipFill>
+                  <pic:spPr>
+                    <a:xfrm>
+                      <a:off x="0" y="0"/>
+                      <a:ext cx="5943600" cy="1664335"/>
+                    </a:xfrm>
+                    <a:prstGeom prst="rect">
+                      <a:avLst/>
+                    </a:prstGeom>
+                  </pic:spPr>
+                </pic:pic>
+              </a:graphicData>
+            </a:graphic>
+          </wp:inline>
+        </w:drawing>
       </w:r>
     </w:p>
     <w:p>
@@ -813,494 +911,7 @@
           <w:sz w:val="28"/>
           <w:szCs w:val="28"/>
         </w:rPr>
-        <w:t>3. Implementation Steps &amp; Screenshots</w:t>
-      </w:r>
-    </w:p>
-    <w:p>
-      <w:pPr>
-        <w:spacing w:after="100" w:afterAutospacing="1" w:line="240" w:lineRule="auto"/>
-        <w:rPr>
-          <w:rFonts w:ascii="Times New Roman" w:eastAsia="Times New Roman" w:hAnsi="Times New Roman" w:cs="Times New Roman"/>
-          <w:color w:val="000000"/>
-          <w:sz w:val="28"/>
-          <w:szCs w:val="28"/>
-        </w:rPr>
-      </w:pPr>
-      <w:r>
-        <w:rPr>
-          <w:rFonts w:ascii="Times New Roman" w:eastAsia="Times New Roman" w:hAnsi="Times New Roman" w:cs="Times New Roman"/>
-          <w:b/>
-          <w:bCs/>
-          <w:color w:val="000000"/>
-          <w:sz w:val="28"/>
-          <w:szCs w:val="28"/>
-        </w:rPr>
-        <w:t>Note:</w:t>
-      </w:r>
-      <w:r>
-        <w:rPr>
-          <w:rFonts w:ascii="Times New Roman" w:eastAsia="Times New Roman" w:hAnsi="Times New Roman" w:cs="Times New Roman"/>
-          <w:color w:val="000000"/>
-          <w:sz w:val="28"/>
-          <w:szCs w:val="28"/>
-        </w:rPr>
-        <w:t> Please insert your specific screenshots in the numbered sections below.</w:t>
-      </w:r>
-    </w:p>
-    <w:p>
-      <w:pPr>
-        <w:spacing w:after="100" w:afterAutospacing="1" w:line="240" w:lineRule="auto"/>
-        <w:outlineLvl w:val="3"/>
-        <w:rPr>
-          <w:rFonts w:ascii="Times New Roman" w:eastAsia="Times New Roman" w:hAnsi="Times New Roman" w:cs="Times New Roman"/>
-          <w:b/>
-          <w:bCs/>
-          <w:color w:val="000000"/>
-          <w:sz w:val="28"/>
-          <w:szCs w:val="28"/>
-        </w:rPr>
-      </w:pPr>
-      <w:r>
-        <w:rPr>
-          <w:rFonts w:ascii="Times New Roman" w:eastAsia="Times New Roman" w:hAnsi="Times New Roman" w:cs="Times New Roman"/>
-          <w:b/>
-          <w:bCs/>
-          <w:color w:val="000000"/>
-          <w:sz w:val="28"/>
-          <w:szCs w:val="28"/>
-        </w:rPr>
-        <w:t>Step 1: Database Creation</w:t>
-      </w:r>
-    </w:p>
-    <w:p>
-      <w:pPr>
-        <w:spacing w:after="100" w:afterAutospacing="1" w:line="240" w:lineRule="auto"/>
-        <w:rPr>
-          <w:rFonts w:ascii="Times New Roman" w:eastAsia="Times New Roman" w:hAnsi="Times New Roman" w:cs="Times New Roman"/>
-          <w:color w:val="000000"/>
-          <w:sz w:val="28"/>
-          <w:szCs w:val="28"/>
-        </w:rPr>
-      </w:pPr>
-      <w:r>
-        <w:rPr>
-          <w:rFonts w:ascii="Times New Roman" w:eastAsia="Times New Roman" w:hAnsi="Times New Roman" w:cs="Times New Roman"/>
-          <w:color w:val="000000"/>
-          <w:sz w:val="28"/>
-          <w:szCs w:val="28"/>
-        </w:rPr>
-        <w:t>Created the database schema and inserted seed data via SQL.</w:t>
-      </w:r>
-    </w:p>
-    <w:p>
-      <w:pPr>
-        <w:numPr>
-          <w:ilvl w:val="0"/>
-          <w:numId w:val="11"/>
-        </w:numPr>
-        <w:spacing w:after="100" w:afterAutospacing="1" w:line="240" w:lineRule="auto"/>
-        <w:rPr>
-          <w:rFonts w:ascii="Times New Roman" w:eastAsia="Times New Roman" w:hAnsi="Times New Roman" w:cs="Times New Roman"/>
-          <w:color w:val="000000"/>
-          <w:sz w:val="28"/>
-          <w:szCs w:val="28"/>
-        </w:rPr>
-      </w:pPr>
-      <w:r>
-        <w:rPr>
-          <w:rFonts w:ascii="Times New Roman" w:eastAsia="Times New Roman" w:hAnsi="Times New Roman" w:cs="Times New Roman"/>
-          <w:i/>
-          <w:iCs/>
-          <w:color w:val="000000"/>
-          <w:sz w:val="28"/>
-          <w:szCs w:val="28"/>
-        </w:rPr>
-        <w:t>Screenshot 1: SQL script execution in terminal/Azure Data Studio.</w:t>
-      </w:r>
-    </w:p>
-    <w:p>
-      <w:pPr>
-        <w:spacing w:after="100" w:afterAutospacing="1" w:line="240" w:lineRule="auto"/>
-        <w:outlineLvl w:val="3"/>
-        <w:rPr>
-          <w:rFonts w:ascii="Times New Roman" w:eastAsia="Times New Roman" w:hAnsi="Times New Roman" w:cs="Times New Roman"/>
-          <w:b/>
-          <w:bCs/>
-          <w:color w:val="000000"/>
-          <w:sz w:val="28"/>
-          <w:szCs w:val="28"/>
-        </w:rPr>
-      </w:pPr>
-      <w:r>
-        <w:rPr>
-          <w:rFonts w:ascii="Times New Roman" w:eastAsia="Times New Roman" w:hAnsi="Times New Roman" w:cs="Times New Roman"/>
-          <w:b/>
-          <w:bCs/>
-          <w:color w:val="000000"/>
-          <w:sz w:val="28"/>
-          <w:szCs w:val="28"/>
-        </w:rPr>
-        <w:t>Step 2: Scaffolding the Model</w:t>
-      </w:r>
-    </w:p>
-    <w:p>
-      <w:pPr>
-        <w:spacing w:after="100" w:afterAutospacing="1" w:line="240" w:lineRule="auto"/>
-        <w:rPr>
-          <w:rFonts w:ascii="Times New Roman" w:eastAsia="Times New Roman" w:hAnsi="Times New Roman" w:cs="Times New Roman"/>
-          <w:color w:val="000000"/>
-          <w:sz w:val="28"/>
-          <w:szCs w:val="28"/>
-        </w:rPr>
-      </w:pPr>
-      <w:r>
-        <w:rPr>
-          <w:rFonts w:ascii="Times New Roman" w:eastAsia="Times New Roman" w:hAnsi="Times New Roman" w:cs="Times New Roman"/>
-          <w:color w:val="000000"/>
-          <w:sz w:val="28"/>
-          <w:szCs w:val="28"/>
-        </w:rPr>
-        <w:t>Used dotnet-ef tools to reverse engineer the database.</w:t>
-      </w:r>
-    </w:p>
-    <w:p>
-      <w:pPr>
-        <w:numPr>
-          <w:ilvl w:val="0"/>
-          <w:numId w:val="12"/>
-        </w:numPr>
-        <w:spacing w:after="100" w:afterAutospacing="1" w:line="240" w:lineRule="auto"/>
-        <w:rPr>
-          <w:rFonts w:ascii="Times New Roman" w:eastAsia="Times New Roman" w:hAnsi="Times New Roman" w:cs="Times New Roman"/>
-          <w:color w:val="000000"/>
-          <w:sz w:val="28"/>
-          <w:szCs w:val="28"/>
-        </w:rPr>
-      </w:pPr>
-      <w:r>
-        <w:rPr>
-          <w:rFonts w:ascii="Times New Roman" w:eastAsia="Times New Roman" w:hAnsi="Times New Roman" w:cs="Times New Roman"/>
-          <w:i/>
-          <w:iCs/>
-          <w:color w:val="000000"/>
-          <w:sz w:val="28"/>
-          <w:szCs w:val="28"/>
-        </w:rPr>
-        <w:t>Screenshot 2: Successful execution of the dotnet ef dbcontext scaffold command.</w:t>
-      </w:r>
-    </w:p>
-    <w:p>
-      <w:pPr>
-        <w:spacing w:after="100" w:afterAutospacing="1" w:line="240" w:lineRule="auto"/>
-        <w:outlineLvl w:val="3"/>
-        <w:rPr>
-          <w:rFonts w:ascii="Times New Roman" w:eastAsia="Times New Roman" w:hAnsi="Times New Roman" w:cs="Times New Roman"/>
-          <w:b/>
-          <w:bCs/>
-          <w:color w:val="000000"/>
-          <w:sz w:val="28"/>
-          <w:szCs w:val="28"/>
-        </w:rPr>
-      </w:pPr>
-      <w:r>
-        <w:rPr>
-          <w:rFonts w:ascii="Times New Roman" w:eastAsia="Times New Roman" w:hAnsi="Times New Roman" w:cs="Times New Roman"/>
-          <w:b/>
-          <w:bCs/>
-          <w:color w:val="000000"/>
-          <w:sz w:val="28"/>
-          <w:szCs w:val="28"/>
-        </w:rPr>
-        <w:t>Step 3: Controller and View Generation</w:t>
-      </w:r>
-    </w:p>
-    <w:p>
-      <w:pPr>
-        <w:spacing w:after="100" w:afterAutospacing="1" w:line="240" w:lineRule="auto"/>
-        <w:rPr>
-          <w:rFonts w:ascii="Times New Roman" w:eastAsia="Times New Roman" w:hAnsi="Times New Roman" w:cs="Times New Roman"/>
-          <w:color w:val="000000"/>
-          <w:sz w:val="28"/>
-          <w:szCs w:val="28"/>
-        </w:rPr>
-      </w:pPr>
-      <w:r>
-        <w:rPr>
-          <w:rFonts w:ascii="Times New Roman" w:eastAsia="Times New Roman" w:hAnsi="Times New Roman" w:cs="Times New Roman"/>
-          <w:color w:val="000000"/>
-          <w:sz w:val="28"/>
-          <w:szCs w:val="28"/>
-        </w:rPr>
-        <w:t>Used aspnet-codegenerator to build the logic and pages.</w:t>
-      </w:r>
-    </w:p>
-    <w:p>
-      <w:pPr>
-        <w:numPr>
-          <w:ilvl w:val="0"/>
-          <w:numId w:val="13"/>
-        </w:numPr>
-        <w:spacing w:after="100" w:afterAutospacing="1" w:line="240" w:lineRule="auto"/>
-        <w:rPr>
-          <w:rFonts w:ascii="Times New Roman" w:eastAsia="Times New Roman" w:hAnsi="Times New Roman" w:cs="Times New Roman"/>
-          <w:color w:val="000000"/>
-          <w:sz w:val="28"/>
-          <w:szCs w:val="28"/>
-        </w:rPr>
-      </w:pPr>
-      <w:r>
-        <w:rPr>
-          <w:rFonts w:ascii="Times New Roman" w:eastAsia="Times New Roman" w:hAnsi="Times New Roman" w:cs="Times New Roman"/>
-          <w:i/>
-          <w:iCs/>
-          <w:color w:val="000000"/>
-          <w:sz w:val="28"/>
-          <w:szCs w:val="28"/>
-        </w:rPr>
-        <w:t>Screenshot 3: Terminal output showing "Added Controller" and "Added View".</w:t>
-      </w:r>
-    </w:p>
-    <w:p>
-      <w:pPr>
-        <w:spacing w:after="100" w:afterAutospacing="1" w:line="240" w:lineRule="auto"/>
-        <w:outlineLvl w:val="3"/>
-        <w:rPr>
-          <w:rFonts w:ascii="Times New Roman" w:eastAsia="Times New Roman" w:hAnsi="Times New Roman" w:cs="Times New Roman"/>
-          <w:b/>
-          <w:bCs/>
-          <w:color w:val="000000"/>
-          <w:sz w:val="28"/>
-          <w:szCs w:val="28"/>
-        </w:rPr>
-      </w:pPr>
-      <w:r>
-        <w:rPr>
-          <w:rFonts w:ascii="Times New Roman" w:eastAsia="Times New Roman" w:hAnsi="Times New Roman" w:cs="Times New Roman"/>
-          <w:b/>
-          <w:bCs/>
-          <w:color w:val="000000"/>
-          <w:sz w:val="28"/>
-          <w:szCs w:val="28"/>
-        </w:rPr>
-        <w:t>Step 4: Fixing Syntax &amp; Case Sensitivity</w:t>
-      </w:r>
-    </w:p>
-    <w:p>
-      <w:pPr>
-        <w:spacing w:after="100" w:afterAutospacing="1" w:line="240" w:lineRule="auto"/>
-        <w:rPr>
-          <w:rFonts w:ascii="Times New Roman" w:eastAsia="Times New Roman" w:hAnsi="Times New Roman" w:cs="Times New Roman"/>
-          <w:color w:val="000000"/>
-          <w:sz w:val="28"/>
-          <w:szCs w:val="28"/>
-        </w:rPr>
-      </w:pPr>
-      <w:r>
-        <w:rPr>
-          <w:rFonts w:ascii="Times New Roman" w:eastAsia="Times New Roman" w:hAnsi="Times New Roman" w:cs="Times New Roman"/>
-          <w:color w:val="000000"/>
-          <w:sz w:val="28"/>
-          <w:szCs w:val="28"/>
-        </w:rPr>
-        <w:t>Resolved build errors (CS1061) regarding property naming mismatches (e.g., TblStudents vs tblStudents).</w:t>
-      </w:r>
-    </w:p>
-    <w:p>
-      <w:pPr>
-        <w:numPr>
-          <w:ilvl w:val="0"/>
-          <w:numId w:val="14"/>
-        </w:numPr>
-        <w:spacing w:after="100" w:afterAutospacing="1" w:line="240" w:lineRule="auto"/>
-        <w:rPr>
-          <w:rFonts w:ascii="Times New Roman" w:eastAsia="Times New Roman" w:hAnsi="Times New Roman" w:cs="Times New Roman"/>
-          <w:color w:val="000000"/>
-          <w:sz w:val="28"/>
-          <w:szCs w:val="28"/>
-        </w:rPr>
-      </w:pPr>
-      <w:r>
-        <w:rPr>
-          <w:rFonts w:ascii="Times New Roman" w:eastAsia="Times New Roman" w:hAnsi="Times New Roman" w:cs="Times New Roman"/>
-          <w:i/>
-          <w:iCs/>
-          <w:color w:val="000000"/>
-          <w:sz w:val="28"/>
-          <w:szCs w:val="28"/>
-        </w:rPr>
-        <w:t>Screenshot 4: Corrected C# code in StudentsController.cs with no red underlines.</w:t>
-      </w:r>
-    </w:p>
-    <w:p>
-      <w:pPr>
-        <w:spacing w:after="100" w:afterAutospacing="1" w:line="240" w:lineRule="auto"/>
-        <w:outlineLvl w:val="3"/>
-        <w:rPr>
-          <w:rFonts w:ascii="Times New Roman" w:eastAsia="Times New Roman" w:hAnsi="Times New Roman" w:cs="Times New Roman"/>
-          <w:b/>
-          <w:bCs/>
-          <w:color w:val="000000"/>
-          <w:sz w:val="28"/>
-          <w:szCs w:val="28"/>
-        </w:rPr>
-      </w:pPr>
-      <w:r>
-        <w:rPr>
-          <w:rFonts w:ascii="Times New Roman" w:eastAsia="Times New Roman" w:hAnsi="Times New Roman" w:cs="Times New Roman"/>
-          <w:b/>
-          <w:bCs/>
-          <w:color w:val="000000"/>
-          <w:sz w:val="28"/>
-          <w:szCs w:val="28"/>
-        </w:rPr>
-        <w:t>Step 5: Final Build and Project Execution</w:t>
-      </w:r>
-    </w:p>
-    <w:p>
-      <w:pPr>
-        <w:spacing w:after="100" w:afterAutospacing="1" w:line="240" w:lineRule="auto"/>
-        <w:rPr>
-          <w:rFonts w:ascii="Times New Roman" w:eastAsia="Times New Roman" w:hAnsi="Times New Roman" w:cs="Times New Roman"/>
-          <w:color w:val="000000"/>
-          <w:sz w:val="28"/>
-          <w:szCs w:val="28"/>
-        </w:rPr>
-      </w:pPr>
-      <w:r>
-        <w:rPr>
-          <w:rFonts w:ascii="Times New Roman" w:eastAsia="Times New Roman" w:hAnsi="Times New Roman" w:cs="Times New Roman"/>
-          <w:color w:val="000000"/>
-          <w:sz w:val="28"/>
-          <w:szCs w:val="28"/>
-        </w:rPr>
-        <w:t>The final application build and the home screen dashboard.</w:t>
-      </w:r>
-    </w:p>
-    <w:p>
-      <w:pPr>
-        <w:numPr>
-          <w:ilvl w:val="0"/>
-          <w:numId w:val="15"/>
-        </w:numPr>
-        <w:spacing w:after="100" w:afterAutospacing="1" w:line="240" w:lineRule="auto"/>
-        <w:rPr>
-          <w:rFonts w:ascii="Times New Roman" w:eastAsia="Times New Roman" w:hAnsi="Times New Roman" w:cs="Times New Roman"/>
-          <w:color w:val="000000"/>
-          <w:sz w:val="28"/>
-          <w:szCs w:val="28"/>
-        </w:rPr>
-      </w:pPr>
-      <w:r>
-        <w:rPr>
-          <w:rFonts w:ascii="Times New Roman" w:eastAsia="Times New Roman" w:hAnsi="Times New Roman" w:cs="Times New Roman"/>
-          <w:b/>
-          <w:bCs/>
-          <w:color w:val="000000"/>
-          <w:sz w:val="28"/>
-          <w:szCs w:val="28"/>
-        </w:rPr>
-        <w:t>Output (F5):</w:t>
-      </w:r>
-    </w:p>
-    <w:p>
-      <w:pPr>
-        <w:numPr>
-          <w:ilvl w:val="0"/>
-          <w:numId w:val="15"/>
-        </w:numPr>
-        <w:spacing w:after="100" w:afterAutospacing="1" w:line="240" w:lineRule="auto"/>
-        <w:rPr>
-          <w:rFonts w:ascii="Times New Roman" w:eastAsia="Times New Roman" w:hAnsi="Times New Roman" w:cs="Times New Roman"/>
-          <w:color w:val="000000"/>
-          <w:sz w:val="28"/>
-          <w:szCs w:val="28"/>
-        </w:rPr>
-      </w:pPr>
-      <w:r>
-        <w:rPr>
-          <w:rFonts w:ascii="Times New Roman" w:eastAsia="Times New Roman" w:hAnsi="Times New Roman" w:cs="Times New Roman"/>
-          <w:i/>
-          <w:iCs/>
-          <w:color w:val="000000"/>
-          <w:sz w:val="28"/>
-          <w:szCs w:val="28"/>
-        </w:rPr>
         <w:lastRenderedPageBreak/>
-        <w:t>Screenshot 5: The Home/Index page with the "View Student List" button.</w:t>
-      </w:r>
-    </w:p>
-    <w:p>
-      <w:pPr>
-        <w:numPr>
-          <w:ilvl w:val="0"/>
-          <w:numId w:val="15"/>
-        </w:numPr>
-        <w:spacing w:after="100" w:afterAutospacing="1" w:line="240" w:lineRule="auto"/>
-        <w:rPr>
-          <w:rFonts w:ascii="Times New Roman" w:eastAsia="Times New Roman" w:hAnsi="Times New Roman" w:cs="Times New Roman"/>
-          <w:color w:val="000000"/>
-          <w:sz w:val="28"/>
-          <w:szCs w:val="28"/>
-        </w:rPr>
-      </w:pPr>
-      <w:r>
-        <w:rPr>
-          <w:rFonts w:ascii="Times New Roman" w:eastAsia="Times New Roman" w:hAnsi="Times New Roman" w:cs="Times New Roman"/>
-          <w:i/>
-          <w:iCs/>
-          <w:color w:val="000000"/>
-          <w:sz w:val="28"/>
-          <w:szCs w:val="28"/>
-        </w:rPr>
-        <w:t>Screenshot 6: The Students/Index page showing "Trung Pham" and "Michael Pham".</w:t>
-      </w:r>
-    </w:p>
-    <w:p>
-      <w:pPr>
-        <w:spacing w:after="0" w:line="240" w:lineRule="auto"/>
-        <w:rPr>
-          <w:rFonts w:ascii="Times New Roman" w:eastAsia="Times New Roman" w:hAnsi="Times New Roman" w:cs="Times New Roman"/>
-          <w:color w:val="000000"/>
-          <w:sz w:val="28"/>
-          <w:szCs w:val="28"/>
-        </w:rPr>
-      </w:pPr>
-      <w:r>
-        <w:rPr>
-          <w:noProof/>
-        </w:rPr>
-      </w:r>
-      <w:r>
-        <w:pict>
-          <v:rect id="Horizontal Line 7" o:spid="_x0000_s2051" style="width:468pt;height:.1pt;visibility:visible;mso-wrap-style:square;mso-left-percent:-10001;mso-top-percent:-10001;mso-position-horizontal:absolute;mso-position-horizontal-relative:char;mso-position-vertical:absolute;mso-position-vertical-relative:line;mso-left-percent:-10001;mso-top-percent:-10001;v-text-anchor:top" o:gfxdata="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" filled="f">
-            <o:lock v:ext="edit" rotation="t" aspectratio="t" verticies="t" text="t" shapetype="t"/>
-            <w10:anchorlock/>
-          </v:rect>
-        </w:pict>
-      </w:r>
-    </w:p>
-    <w:p>
-      <w:pPr>
-        <w:spacing w:after="100" w:afterAutospacing="1" w:line="240" w:lineRule="auto"/>
-        <w:outlineLvl w:val="1"/>
-        <w:rPr>
-          <w:rFonts w:ascii="Times New Roman" w:eastAsia="Times New Roman" w:hAnsi="Times New Roman" w:cs="Times New Roman"/>
-          <w:b/>
-          <w:bCs/>
-          <w:color w:val="000000"/>
-          <w:sz w:val="28"/>
-          <w:szCs w:val="28"/>
-        </w:rPr>
-      </w:pPr>
-      <w:r>
-        <w:rPr>
-          <w:rFonts w:ascii="Times New Roman" w:eastAsia="Times New Roman" w:hAnsi="Times New Roman" w:cs="Times New Roman"/>
-          <w:b/>
-          <w:bCs/>
-          <w:color w:val="000000"/>
-          <w:sz w:val="28"/>
-          <w:szCs w:val="28"/>
-        </w:rPr>
         <w:t>4. Conclusion</w:t>
       </w:r>
     </w:p>
@@ -1397,16 +1008,16 @@
           <w:sz w:val="28"/>
           <w:szCs w:val="28"/>
         </w:rPr>
-        <w:t>Case Sensitivity:</w:t>
-      </w:r>
-      <w:r>
-        <w:rPr>
-          <w:rFonts w:ascii="Times New Roman" w:eastAsia="Times New Roman" w:hAnsi="Times New Roman" w:cs="Times New Roman"/>
-          <w:color w:val="000000"/>
-          <w:sz w:val="28"/>
-          <w:szCs w:val="28"/>
-        </w:rPr>
-        <w:t> A major hurdle was the mismatch between SQL naming (lowercase tblStudents) and standard C# scaffolding conventions. This required manual debugging of the StudentsDbContext properties.</w:t>
+        <w:t>Environment Configuration:</w:t>
+      </w:r>
+      <w:r>
+        <w:rPr>
+          <w:rFonts w:ascii="Times New Roman" w:eastAsia="Times New Roman" w:hAnsi="Times New Roman" w:cs="Times New Roman"/>
+          <w:color w:val="000000"/>
+          <w:sz w:val="28"/>
+          <w:szCs w:val="28"/>
+        </w:rPr>
+        <w:t> Running SQL Server on Docker for Mac required specific connection string adjustments (TrustServerCertificate=True) and ensuring the dotnet tools path was correctly set in the Zsh profile.</w:t>
       </w:r>
     </w:p>
     <w:p>
@@ -1432,41 +1043,6 @@
           <w:sz w:val="28"/>
           <w:szCs w:val="28"/>
         </w:rPr>
-        <w:t>Environment Configuration:</w:t>
-      </w:r>
-      <w:r>
-        <w:rPr>
-          <w:rFonts w:ascii="Times New Roman" w:eastAsia="Times New Roman" w:hAnsi="Times New Roman" w:cs="Times New Roman"/>
-          <w:color w:val="000000"/>
-          <w:sz w:val="28"/>
-          <w:szCs w:val="28"/>
-        </w:rPr>
-        <w:t> Running SQL Server on Docker for Mac required specific connection string adjustments (TrustServerCertificate=True) and ensuring the dotnet tools path was correctly set in the Zsh profile.</w:t>
-      </w:r>
-    </w:p>
-    <w:p>
-      <w:pPr>
-        <w:numPr>
-          <w:ilvl w:val="0"/>
-          <w:numId w:val="16"/>
-        </w:numPr>
-        <w:spacing w:after="100" w:afterAutospacing="1" w:line="240" w:lineRule="auto"/>
-        <w:rPr>
-          <w:rFonts w:ascii="Times New Roman" w:eastAsia="Times New Roman" w:hAnsi="Times New Roman" w:cs="Times New Roman"/>
-          <w:color w:val="000000"/>
-          <w:sz w:val="28"/>
-          <w:szCs w:val="28"/>
-        </w:rPr>
-      </w:pPr>
-      <w:r>
-        <w:rPr>
-          <w:rFonts w:ascii="Times New Roman" w:eastAsia="Times New Roman" w:hAnsi="Times New Roman" w:cs="Times New Roman"/>
-          <w:b/>
-          <w:bCs/>
-          <w:color w:val="000000"/>
-          <w:sz w:val="28"/>
-          <w:szCs w:val="28"/>
-        </w:rPr>
         <w:t>Namespace Resolution:</w:t>
       </w:r>
       <w:r>
@@ -1481,121 +1057,14 @@
     </w:p>
     <w:p>
       <w:pPr>
-        <w:pStyle w:val="NormalWeb"/>
-        <w:spacing w:before="0" w:beforeAutospacing="0"/>
-        <w:rPr>
-          <w:color w:val="000000"/>
-          <w:sz w:val="28"/>
-          <w:szCs w:val="28"/>
-        </w:rPr>
-      </w:pPr>
-      <w:r>
-        <w:rPr>
-          <w:color w:val="000000"/>
-          <w:sz w:val="28"/>
-          <w:szCs w:val="28"/>
-        </w:rPr>
-        <w:t>Since you want to keep your</w:t>
-      </w:r>
-      <w:r>
-        <w:rPr>
-          <w:rStyle w:val="apple-converted-space"/>
-          <w:color w:val="000000"/>
-          <w:sz w:val="28"/>
-          <w:szCs w:val="28"/>
-        </w:rPr>
-        <w:t> </w:t>
-      </w:r>
-      <w:r>
-        <w:rPr>
-          <w:b/>
-          <w:bCs/>
-          <w:color w:val="000000"/>
-          <w:sz w:val="28"/>
-          <w:szCs w:val="28"/>
-        </w:rPr>
-        <w:t>SoftwareEngineering2026</w:t>
-      </w:r>
-      <w:r>
-        <w:rPr>
-          <w:rStyle w:val="apple-converted-space"/>
-          <w:color w:val="000000"/>
-          <w:sz w:val="28"/>
-          <w:szCs w:val="28"/>
-        </w:rPr>
-        <w:t> </w:t>
-      </w:r>
-      <w:r>
-        <w:rPr>
-          <w:color w:val="000000"/>
-          <w:sz w:val="28"/>
-          <w:szCs w:val="28"/>
-        </w:rPr>
-        <w:t>repository clean and organized—and specifically want this project inside your</w:t>
-      </w:r>
-      <w:r>
-        <w:rPr>
-          <w:rStyle w:val="apple-converted-space"/>
-          <w:color w:val="000000"/>
-          <w:sz w:val="28"/>
-          <w:szCs w:val="28"/>
-        </w:rPr>
-        <w:t> </w:t>
-      </w:r>
-      <w:r>
-        <w:rPr>
-          <w:rStyle w:val="HTMLCode"/>
+        <w:rPr>
           <w:rFonts w:ascii="Times New Roman" w:hAnsi="Times New Roman" w:cs="Times New Roman"/>
           <w:color w:val="000000"/>
           <w:sz w:val="28"/>
           <w:szCs w:val="28"/>
-        </w:rPr>
-        <w:t>Lab6/homeworks</w:t>
-      </w:r>
-      <w:r>
-        <w:rPr>
-          <w:rStyle w:val="apple-converted-space"/>
-          <w:color w:val="000000"/>
-          <w:sz w:val="28"/>
-          <w:szCs w:val="28"/>
-        </w:rPr>
-        <w:t> </w:t>
-      </w:r>
-      <w:r>
-        <w:rPr>
-          <w:color w:val="000000"/>
-          <w:sz w:val="28"/>
-          <w:szCs w:val="28"/>
-        </w:rPr>
-        <w:t>directory—you should write your report to reflect a</w:t>
-      </w:r>
-      <w:r>
-        <w:rPr>
-          <w:rStyle w:val="apple-converted-space"/>
-          <w:color w:val="000000"/>
-          <w:sz w:val="28"/>
-          <w:szCs w:val="28"/>
-        </w:rPr>
-        <w:t> </w:t>
-      </w:r>
-      <w:r>
-        <w:rPr>
-          <w:b/>
-          <w:bCs/>
-          <w:color w:val="000000"/>
-          <w:sz w:val="28"/>
-          <w:szCs w:val="28"/>
-        </w:rPr>
-        <w:t>"Nested Repository"</w:t>
-      </w:r>
-      <w:r>
-        <w:rPr>
-          <w:color w:val="000000"/>
-          <w:sz w:val="28"/>
-          <w:szCs w:val="28"/>
-        </w:rPr>
-        <w:t>structure.</w:t>
-      </w:r>
+          <w:lang w:val="vi-VN"/>
+        </w:rPr>
+      </w:pPr>
     </w:p>
     <w:p>
       <w:pPr>
@@ -1651,7 +1120,9 @@
           <w:lang w:val="vi-VN"/>
         </w:rPr>
       </w:pPr>
-      <w:r>
+    </w:p>
+    <w:p>
+      <w:pPr>
         <w:rPr>
           <w:rFonts w:ascii="Times New Roman" w:hAnsi="Times New Roman" w:cs="Times New Roman"/>
           <w:color w:val="000000"/>
@@ -1659,30 +1130,137 @@
           <w:szCs w:val="28"/>
           <w:lang w:val="vi-VN"/>
         </w:rPr>
+      </w:pPr>
+    </w:p>
+    <w:p>
+      <w:pPr>
+        <w:rPr>
+          <w:rFonts w:ascii="Times New Roman" w:hAnsi="Times New Roman" w:cs="Times New Roman"/>
+          <w:color w:val="000000"/>
+          <w:sz w:val="28"/>
+          <w:szCs w:val="28"/>
+          <w:lang w:val="vi-VN"/>
+        </w:rPr>
+      </w:pPr>
+    </w:p>
+    <w:p>
+      <w:pPr>
+        <w:rPr>
+          <w:rFonts w:ascii="Times New Roman" w:hAnsi="Times New Roman" w:cs="Times New Roman"/>
+          <w:color w:val="000000"/>
+          <w:sz w:val="28"/>
+          <w:szCs w:val="28"/>
+          <w:lang w:val="vi-VN"/>
+        </w:rPr>
+      </w:pPr>
+    </w:p>
+    <w:p>
+      <w:pPr>
+        <w:rPr>
+          <w:rFonts w:ascii="Times New Roman" w:hAnsi="Times New Roman" w:cs="Times New Roman"/>
+          <w:color w:val="000000"/>
+          <w:sz w:val="28"/>
+          <w:szCs w:val="28"/>
+          <w:lang w:val="vi-VN"/>
+        </w:rPr>
+      </w:pPr>
+    </w:p>
+    <w:p>
+      <w:pPr>
+        <w:rPr>
+          <w:rFonts w:ascii="Times New Roman" w:hAnsi="Times New Roman" w:cs="Times New Roman"/>
+          <w:color w:val="000000"/>
+          <w:sz w:val="28"/>
+          <w:szCs w:val="28"/>
+          <w:lang w:val="vi-VN"/>
+        </w:rPr>
+      </w:pPr>
+    </w:p>
+    <w:p>
+      <w:pPr>
+        <w:rPr>
+          <w:rFonts w:ascii="Times New Roman" w:hAnsi="Times New Roman" w:cs="Times New Roman"/>
+          <w:color w:val="000000"/>
+          <w:sz w:val="28"/>
+          <w:szCs w:val="28"/>
+          <w:lang w:val="vi-VN"/>
+        </w:rPr>
+      </w:pPr>
+    </w:p>
+    <w:p>
+      <w:pPr>
+        <w:rPr>
+          <w:rFonts w:ascii="Times New Roman" w:hAnsi="Times New Roman" w:cs="Times New Roman"/>
+          <w:color w:val="000000"/>
+          <w:sz w:val="28"/>
+          <w:szCs w:val="28"/>
+          <w:lang w:val="vi-VN"/>
+        </w:rPr>
+      </w:pPr>
+    </w:p>
+    <w:p>
+      <w:pPr>
+        <w:rPr>
+          <w:rFonts w:ascii="Times New Roman" w:hAnsi="Times New Roman" w:cs="Times New Roman"/>
+          <w:color w:val="000000"/>
+          <w:sz w:val="28"/>
+          <w:szCs w:val="28"/>
+          <w:lang w:val="vi-VN"/>
+        </w:rPr>
+      </w:pPr>
+    </w:p>
+    <w:p>
+      <w:pPr>
+        <w:rPr>
+          <w:rFonts w:ascii="Times New Roman" w:hAnsi="Times New Roman" w:cs="Times New Roman"/>
+          <w:color w:val="000000"/>
+          <w:sz w:val="28"/>
+          <w:szCs w:val="28"/>
+          <w:lang w:val="vi-VN"/>
+        </w:rPr>
+      </w:pPr>
+    </w:p>
+    <w:p>
+      <w:pPr>
+        <w:rPr>
+          <w:rFonts w:ascii="Times New Roman" w:hAnsi="Times New Roman" w:cs="Times New Roman"/>
+          <w:color w:val="000000"/>
+          <w:sz w:val="28"/>
+          <w:szCs w:val="28"/>
+          <w:lang w:val="vi-VN"/>
+        </w:rPr>
+      </w:pPr>
+    </w:p>
+    <w:p>
+      <w:pPr>
+        <w:rPr>
+          <w:rFonts w:ascii="Times New Roman" w:hAnsi="Times New Roman" w:cs="Times New Roman"/>
+          <w:color w:val="000000"/>
+          <w:sz w:val="28"/>
+          <w:szCs w:val="28"/>
+          <w:lang w:val="vi-VN"/>
+        </w:rPr>
+      </w:pPr>
+    </w:p>
+    <w:p>
+      <w:pPr>
+        <w:rPr>
+          <w:rFonts w:ascii="Times New Roman" w:hAnsi="Times New Roman" w:cs="Times New Roman"/>
+          <w:color w:val="000000"/>
+          <w:sz w:val="28"/>
+          <w:szCs w:val="28"/>
+        </w:rPr>
+      </w:pPr>
+      <w:r>
+        <w:rPr>
+          <w:rFonts w:ascii="Times New Roman" w:hAnsi="Times New Roman" w:cs="Times New Roman"/>
+          <w:color w:val="000000"/>
+          <w:sz w:val="28"/>
+          <w:szCs w:val="28"/>
+          <w:lang w:val="vi-VN"/>
+        </w:rPr>
         <w:t>Next up is homeworks</w:t>
       </w:r>
-    </w:p>
-    <w:p>
-      <w:pPr>
-        <w:rPr>
-          <w:rFonts w:ascii="Times New Roman" w:hAnsi="Times New Roman" w:cs="Times New Roman"/>
-          <w:color w:val="000000"/>
-          <w:sz w:val="28"/>
-          <w:szCs w:val="28"/>
-          <w:lang w:val="vi-VN"/>
-        </w:rPr>
-      </w:pPr>
-    </w:p>
-    <w:p>
-      <w:pPr>
-        <w:rPr>
-          <w:rFonts w:ascii="Times New Roman" w:hAnsi="Times New Roman" w:cs="Times New Roman"/>
-          <w:color w:val="000000"/>
-          <w:sz w:val="28"/>
-          <w:szCs w:val="28"/>
-          <w:lang w:val="vi-VN"/>
-        </w:rPr>
-      </w:pPr>
     </w:p>
     <w:p>
       <w:pPr>
@@ -1712,9 +1290,8 @@
           <w:sz w:val="28"/>
           <w:szCs w:val="28"/>
         </w:rPr>
-        <w:lastRenderedPageBreak/>
         <w:pict>
-          <v:rect id="_x0000_i1026" alt="" style="width:468pt;height:.05pt;mso-width-percent:0;mso-height-percent:0;mso-width-percent:0;mso-height-percent:0" o:hralign="center" o:hrstd="t" o:hr="t" fillcolor="#a0a0a0" stroked="f"/>
+          <v:rect id="_x0000_i1025" style="width:0;height:1.5pt" o:hralign="center" o:hrstd="t" o:hr="t" fillcolor="#a0a0a0" stroked="f"/>
         </w:pict>
       </w:r>
     </w:p>
@@ -2446,6 +2023,7 @@
           <w:sz w:val="28"/>
           <w:szCs w:val="28"/>
         </w:rPr>
+        <w:lastRenderedPageBreak/>
         <w:t>Pushing:</w:t>
       </w:r>
       <w:r>
@@ -2484,7 +2062,6 @@
           <w:sz w:val="28"/>
           <w:szCs w:val="28"/>
         </w:rPr>
-        <w:lastRenderedPageBreak/>
         <w:t>3. Conclusion</w:t>
       </w:r>
     </w:p>
@@ -2511,278 +2088,23 @@
       <w:pPr>
         <w:rPr>
           <w:rFonts w:ascii="Times New Roman" w:hAnsi="Times New Roman" w:cs="Times New Roman"/>
-          <w:color w:val="000000"/>
-          <w:sz w:val="28"/>
-          <w:szCs w:val="28"/>
-        </w:rPr>
-      </w:pPr>
-      <w:r>
-        <w:rPr>
-          <w:noProof/>
-        </w:rPr>
-      </w:r>
-      <w:r>
-        <w:pict>
-          <v:rect id="Horizontal Line 2" o:spid="_x0000_s2050" style="width:468pt;height:.1pt;visibility:visible;mso-wrap-style:square;mso-left-percent:-10001;mso-top-percent:-10001;mso-position-horizontal:absolute;mso-position-horizontal-relative:char;mso-position-vertical:absolute;mso-position-vertical-relative:line;mso-left-percent:-10001;mso-top-percent:-10001;v-text-anchor:top" o:gfxdata="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" filled="f">
-            <o:lock v:ext="edit" rotation="t" aspectratio="t" verticies="t" text="t" shapetype="t"/>
-            <w10:anchorlock/>
-          </v:rect>
-        </w:pict>
-      </w:r>
-    </w:p>
-    <w:p>
-      <w:pPr>
-        <w:pStyle w:val="Heading3"/>
-        <w:spacing w:before="0"/>
+          <w:sz w:val="28"/>
+          <w:szCs w:val="28"/>
+        </w:rPr>
+      </w:pPr>
+    </w:p>
+    <w:p>
+      <w:pPr>
         <w:rPr>
           <w:rFonts w:ascii="Times New Roman" w:hAnsi="Times New Roman" w:cs="Times New Roman"/>
-          <w:color w:val="000000"/>
-          <w:sz w:val="28"/>
-          <w:szCs w:val="28"/>
-        </w:rPr>
-      </w:pPr>
-      <w:r>
-        <w:rPr>
-          <w:rFonts w:ascii="Times New Roman" w:hAnsi="Times New Roman" w:cs="Times New Roman"/>
-          <w:color w:val="000000"/>
-          <w:sz w:val="28"/>
-          <w:szCs w:val="28"/>
-        </w:rPr>
-        <w:t>Pro-Tip for your TDTU Submission:</w:t>
-      </w:r>
-    </w:p>
-    <w:p>
-      <w:pPr>
-        <w:pStyle w:val="NormalWeb"/>
-        <w:spacing w:before="0" w:beforeAutospacing="0"/>
-        <w:rPr>
-          <w:color w:val="000000"/>
-          <w:sz w:val="28"/>
-          <w:szCs w:val="28"/>
-        </w:rPr>
-      </w:pPr>
-      <w:r>
-        <w:rPr>
-          <w:color w:val="000000"/>
-          <w:sz w:val="28"/>
-          <w:szCs w:val="28"/>
-        </w:rPr>
-        <w:t>Since your teacher's instructions assume you are making a</w:t>
-      </w:r>
-      <w:r>
-        <w:rPr>
-          <w:rStyle w:val="apple-converted-space"/>
-          <w:color w:val="000000"/>
-          <w:sz w:val="28"/>
-          <w:szCs w:val="28"/>
-        </w:rPr>
-        <w:t> </w:t>
-      </w:r>
-      <w:r>
-        <w:rPr>
-          <w:i/>
-          <w:iCs/>
-          <w:color w:val="000000"/>
-          <w:sz w:val="28"/>
-          <w:szCs w:val="28"/>
-        </w:rPr>
-        <w:t>separate</w:t>
-      </w:r>
-      <w:r>
-        <w:rPr>
-          <w:rStyle w:val="apple-converted-space"/>
-          <w:color w:val="000000"/>
-          <w:sz w:val="28"/>
-          <w:szCs w:val="28"/>
-        </w:rPr>
-        <w:t> </w:t>
-      </w:r>
-      <w:r>
-        <w:rPr>
-          <w:color w:val="000000"/>
-          <w:sz w:val="28"/>
-          <w:szCs w:val="28"/>
-        </w:rPr>
-        <w:t>repo, but you are putting it</w:t>
-      </w:r>
-      <w:r>
-        <w:rPr>
-          <w:rStyle w:val="apple-converted-space"/>
-          <w:color w:val="000000"/>
-          <w:sz w:val="28"/>
-          <w:szCs w:val="28"/>
-        </w:rPr>
-        <w:t> </w:t>
-      </w:r>
-      <w:r>
-        <w:rPr>
-          <w:i/>
-          <w:iCs/>
-          <w:color w:val="000000"/>
-          <w:sz w:val="28"/>
-          <w:szCs w:val="28"/>
-        </w:rPr>
-        <w:t>inside</w:t>
-      </w:r>
-      <w:r>
-        <w:rPr>
-          <w:rStyle w:val="apple-converted-space"/>
-          <w:color w:val="000000"/>
-          <w:sz w:val="28"/>
-          <w:szCs w:val="28"/>
-        </w:rPr>
-        <w:t> </w:t>
-      </w:r>
-      <w:r>
-        <w:rPr>
-          <w:color w:val="000000"/>
-          <w:sz w:val="28"/>
-          <w:szCs w:val="28"/>
-        </w:rPr>
-        <w:t>your</w:t>
-      </w:r>
-      <w:r>
-        <w:rPr>
-          <w:rStyle w:val="apple-converted-space"/>
-          <w:color w:val="000000"/>
-          <w:sz w:val="28"/>
-          <w:szCs w:val="28"/>
-        </w:rPr>
-        <w:t> </w:t>
-      </w:r>
-      <w:r>
-        <w:rPr>
-          <w:rStyle w:val="HTMLCode"/>
-          <w:rFonts w:ascii="Times New Roman" w:hAnsi="Times New Roman" w:cs="Times New Roman"/>
-          <w:color w:val="000000"/>
-          <w:sz w:val="28"/>
-          <w:szCs w:val="28"/>
-        </w:rPr>
-        <w:t>SE2026</w:t>
-      </w:r>
-      <w:r>
-        <w:rPr>
-          <w:color w:val="000000"/>
-          <w:sz w:val="28"/>
-          <w:szCs w:val="28"/>
-        </w:rPr>
-        <w:t>repo, make sure you don't have a</w:t>
-      </w:r>
-      <w:r>
-        <w:rPr>
-          <w:rStyle w:val="apple-converted-space"/>
-          <w:color w:val="000000"/>
-          <w:sz w:val="28"/>
-          <w:szCs w:val="28"/>
-        </w:rPr>
-        <w:t> </w:t>
-      </w:r>
-      <w:r>
-        <w:rPr>
-          <w:rStyle w:val="HTMLCode"/>
-          <w:rFonts w:ascii="Times New Roman" w:hAnsi="Times New Roman" w:cs="Times New Roman"/>
-          <w:color w:val="000000"/>
-          <w:sz w:val="28"/>
-          <w:szCs w:val="28"/>
-        </w:rPr>
-        <w:t>.git</w:t>
-      </w:r>
-      <w:r>
-        <w:rPr>
-          <w:rStyle w:val="apple-converted-space"/>
-          <w:color w:val="000000"/>
-          <w:sz w:val="28"/>
-          <w:szCs w:val="28"/>
-        </w:rPr>
-        <w:t> </w:t>
-      </w:r>
-      <w:r>
-        <w:rPr>
-          <w:color w:val="000000"/>
-          <w:sz w:val="28"/>
-          <w:szCs w:val="28"/>
-        </w:rPr>
-        <w:t>folder inside the</w:t>
-      </w:r>
-      <w:r>
-        <w:rPr>
-          <w:rStyle w:val="apple-converted-space"/>
-          <w:color w:val="000000"/>
-          <w:sz w:val="28"/>
-          <w:szCs w:val="28"/>
-        </w:rPr>
-        <w:t> </w:t>
-      </w:r>
-      <w:r>
-        <w:rPr>
-          <w:rStyle w:val="HTMLCode"/>
-          <w:rFonts w:ascii="Times New Roman" w:hAnsi="Times New Roman" w:cs="Times New Roman"/>
-          <w:color w:val="000000"/>
-          <w:sz w:val="28"/>
-          <w:szCs w:val="28"/>
-        </w:rPr>
-        <w:t>ASPNETMVCStudent</w:t>
-      </w:r>
-      <w:r>
-        <w:rPr>
-          <w:rStyle w:val="apple-converted-space"/>
-          <w:color w:val="000000"/>
-          <w:sz w:val="28"/>
-          <w:szCs w:val="28"/>
-        </w:rPr>
-        <w:t> </w:t>
-      </w:r>
-      <w:r>
-        <w:rPr>
-          <w:color w:val="000000"/>
-          <w:sz w:val="28"/>
-          <w:szCs w:val="28"/>
-        </w:rPr>
-        <w:t>folder. If you do, GitHub will show it as a "Submodule" (a folder icon you can't click).</w:t>
-      </w:r>
-    </w:p>
-    <w:p>
-      <w:pPr>
-        <w:pStyle w:val="NormalWeb"/>
-        <w:spacing w:before="0" w:beforeAutospacing="0"/>
-        <w:rPr>
-          <w:color w:val="000000"/>
-          <w:sz w:val="28"/>
-          <w:szCs w:val="28"/>
-        </w:rPr>
-      </w:pPr>
-      <w:r>
-        <w:rPr>
-          <w:b/>
-          <w:bCs/>
-          <w:color w:val="000000"/>
-          <w:sz w:val="28"/>
-          <w:szCs w:val="28"/>
-        </w:rPr>
-        <w:t>Would you like me to help you draft the next part of the report, perhaps focusing on the database connection for the StudentsApp?</w:t>
-      </w:r>
-    </w:p>
-    <w:p>
-      <w:pPr>
-        <w:rPr>
-          <w:rFonts w:ascii="Times New Roman" w:hAnsi="Times New Roman" w:cs="Times New Roman"/>
-          <w:sz w:val="28"/>
-          <w:szCs w:val="28"/>
-        </w:rPr>
-      </w:pPr>
-    </w:p>
-    <w:p>
-      <w:pPr>
-        <w:rPr>
-          <w:rFonts w:ascii="Times New Roman" w:hAnsi="Times New Roman" w:cs="Times New Roman"/>
           <w:sz w:val="28"/>
           <w:szCs w:val="28"/>
         </w:rPr>
       </w:pPr>
     </w:p>
     <w:sectPr>
-      <w:footerReference w:type="default" r:id="rId9"/>
-      <w:headerReference w:type="first" r:id="rId10"/>
+      <w:footerReference w:type="default" r:id="rId13"/>
+      <w:headerReference w:type="first" r:id="rId14"/>
       <w:pgSz w:w="12240" w:h="15840"/>
       <w:pgMar w:top="720" w:right="1440" w:bottom="1800" w:left="1440" w:header="720" w:footer="720" w:gutter="0"/>
       <w:cols w:space="720"/>
